--- a/敵人卡.docx
+++ b/敵人卡.docx
@@ -95,6 +95,39 @@
           <w:sz w:val="20"/>
           <w:szCs w:val="20"/>
         </w:rPr>
+        <w:t>Stage:stage2</w:t>
+      </w:r>
+      <w:r>
+        <w:rPr>
+          <w:rFonts w:ascii="Courier New" w:eastAsia="新細明體" w:hAnsi="Courier New" w:cs="Courier New" w:hint="eastAsia"/>
+          <w:color w:val="1A1A1A"/>
+          <w:kern w:val="0"/>
+          <w:sz w:val="20"/>
+          <w:szCs w:val="20"/>
+        </w:rPr>
+        <w:t>以後才登場</w:t>
+      </w:r>
+    </w:p>
+    <w:p>
+      <w:pPr>
+        <w:widowControl/>
+        <w:shd w:val="clear" w:color="auto" w:fill="FCFCFB"/>
+        <w:rPr>
+          <w:rFonts w:ascii="Courier New" w:eastAsia="新細明體" w:hAnsi="Courier New" w:cs="Courier New" w:hint="eastAsia"/>
+          <w:color w:val="1A1A1A"/>
+          <w:kern w:val="0"/>
+          <w:sz w:val="20"/>
+          <w:szCs w:val="20"/>
+        </w:rPr>
+      </w:pPr>
+      <w:r>
+        <w:rPr>
+          <w:rFonts w:ascii="Courier New" w:eastAsia="新細明體" w:hAnsi="Courier New" w:cs="Courier New"/>
+          <w:color w:val="1A1A1A"/>
+          <w:kern w:val="0"/>
+          <w:sz w:val="20"/>
+          <w:szCs w:val="20"/>
+        </w:rPr>
         <w:t>[</w:t>
       </w:r>
       <w:r>
@@ -105,7 +138,17 @@
           <w:sz w:val="20"/>
           <w:szCs w:val="20"/>
         </w:rPr>
-        <w:t>敵人名：巨型蜈蚣</w:t>
+        <w:t>敵人名：</w:t>
+      </w:r>
+      <w:r>
+        <w:rPr>
+          <w:rFonts w:ascii="Courier New" w:eastAsia="新細明體" w:hAnsi="Courier New" w:cs="Courier New" w:hint="eastAsia"/>
+          <w:color w:val="1A1A1A"/>
+          <w:kern w:val="0"/>
+          <w:sz w:val="20"/>
+          <w:szCs w:val="20"/>
+        </w:rPr>
+        <w:t>羽蛇</w:t>
       </w:r>
       <w:r>
         <w:rPr>
@@ -929,7 +972,27 @@
           <w:sz w:val="20"/>
           <w:szCs w:val="20"/>
         </w:rPr>
-        <w:t>Centipi_day</w:t>
+        <w:t>Serpant</w:t>
+      </w:r>
+      <w:r>
+        <w:rPr>
+          <w:rFonts w:ascii="Courier New" w:eastAsia="新細明體" w:hAnsi="Courier New" w:cs="Courier New" w:hint="eastAsia"/>
+          <w:color w:val="1A1A1A"/>
+          <w:kern w:val="0"/>
+          <w:sz w:val="20"/>
+          <w:szCs w:val="20"/>
+        </w:rPr>
+        <w:t>_</w:t>
+      </w:r>
+      <w:r>
+        <w:rPr>
+          <w:rFonts w:ascii="Courier New" w:eastAsia="新細明體" w:hAnsi="Courier New" w:cs="Courier New"/>
+          <w:color w:val="1A1A1A"/>
+          <w:kern w:val="0"/>
+          <w:sz w:val="20"/>
+          <w:szCs w:val="20"/>
+        </w:rPr>
+        <w:t>day</w:t>
       </w:r>
       <w:proofErr w:type="spellEnd"/>
       <w:r>
@@ -1029,6 +1092,94 @@
       </w:pPr>
       <w:r>
         <w:rPr>
+          <w:rFonts w:ascii="Courier New" w:eastAsia="新細明體" w:hAnsi="Courier New" w:cs="Courier New" w:hint="eastAsia"/>
+          <w:color w:val="1A1A1A"/>
+          <w:kern w:val="0"/>
+          <w:sz w:val="20"/>
+          <w:szCs w:val="20"/>
+        </w:rPr>
+        <w:t>出場音效：</w:t>
+      </w:r>
+      <w:proofErr w:type="spellStart"/>
+      <w:r>
+        <w:rPr>
+          <w:rFonts w:ascii="Courier New" w:eastAsia="新細明體" w:hAnsi="Courier New" w:cs="Courier New"/>
+          <w:color w:val="1A1A1A"/>
+          <w:kern w:val="0"/>
+          <w:sz w:val="20"/>
+          <w:szCs w:val="20"/>
+        </w:rPr>
+        <w:t>Se_enemy_serpant</w:t>
+      </w:r>
+      <w:proofErr w:type="spellEnd"/>
+    </w:p>
+    <w:p>
+      <w:pPr>
+        <w:widowControl/>
+        <w:shd w:val="clear" w:color="auto" w:fill="FCFCFB"/>
+        <w:rPr>
+          <w:rFonts w:ascii="Courier New" w:eastAsia="新細明體" w:hAnsi="Courier New" w:cs="Courier New" w:hint="eastAsia"/>
+          <w:color w:val="1A1A1A"/>
+          <w:kern w:val="0"/>
+          <w:sz w:val="20"/>
+          <w:szCs w:val="20"/>
+        </w:rPr>
+      </w:pPr>
+      <w:r>
+        <w:rPr>
+          <w:rFonts w:ascii="Courier New" w:eastAsia="新細明體" w:hAnsi="Courier New" w:cs="Courier New" w:hint="eastAsia"/>
+          <w:color w:val="1A1A1A"/>
+          <w:kern w:val="0"/>
+          <w:sz w:val="20"/>
+          <w:szCs w:val="20"/>
+        </w:rPr>
+        <w:t>出場</w:t>
+      </w:r>
+      <w:r>
+        <w:rPr>
+          <w:rFonts w:ascii="Courier New" w:eastAsia="新細明體" w:hAnsi="Courier New" w:cs="Courier New" w:hint="eastAsia"/>
+          <w:color w:val="1A1A1A"/>
+          <w:kern w:val="0"/>
+          <w:sz w:val="20"/>
+          <w:szCs w:val="20"/>
+        </w:rPr>
+        <w:t>特效</w:t>
+      </w:r>
+      <w:r>
+        <w:rPr>
+          <w:rFonts w:ascii="Courier New" w:eastAsia="新細明體" w:hAnsi="Courier New" w:cs="Courier New" w:hint="eastAsia"/>
+          <w:color w:val="1A1A1A"/>
+          <w:kern w:val="0"/>
+          <w:sz w:val="20"/>
+          <w:szCs w:val="20"/>
+        </w:rPr>
+        <w:t>：</w:t>
+      </w:r>
+      <w:r>
+        <w:rPr>
+          <w:rFonts w:ascii="Courier New" w:eastAsia="新細明體" w:hAnsi="Courier New" w:cs="Courier New" w:hint="eastAsia"/>
+          <w:color w:val="1A1A1A"/>
+          <w:kern w:val="0"/>
+          <w:sz w:val="20"/>
+          <w:szCs w:val="20"/>
+        </w:rPr>
+        <w:t>震動</w:t>
+      </w:r>
+    </w:p>
+    <w:p>
+      <w:pPr>
+        <w:widowControl/>
+        <w:shd w:val="clear" w:color="auto" w:fill="FCFCFB"/>
+        <w:rPr>
+          <w:rFonts w:ascii="Courier New" w:eastAsia="新細明體" w:hAnsi="Courier New" w:cs="Courier New"/>
+          <w:color w:val="1A1A1A"/>
+          <w:kern w:val="0"/>
+          <w:sz w:val="20"/>
+          <w:szCs w:val="20"/>
+        </w:rPr>
+      </w:pPr>
+      <w:r>
+        <w:rPr>
           <w:rFonts w:ascii="Courier New" w:eastAsia="新細明體" w:hAnsi="Courier New" w:cs="Courier New"/>
           <w:color w:val="1A1A1A"/>
           <w:kern w:val="0"/>
@@ -1426,7 +1577,37 @@
           <w:sz w:val="20"/>
           <w:szCs w:val="20"/>
         </w:rPr>
-        <w:t>，三爪特效</w:t>
+        <w:t>，</w:t>
+      </w:r>
+      <w:r>
+        <w:rPr>
+          <w:rFonts w:ascii="Courier New" w:eastAsia="新細明體" w:hAnsi="Courier New" w:cs="Courier New" w:hint="eastAsia"/>
+          <w:color w:val="1A1A1A"/>
+          <w:kern w:val="0"/>
+          <w:sz w:val="20"/>
+          <w:szCs w:val="20"/>
+        </w:rPr>
+        <w:t>毒</w:t>
+      </w:r>
+      <w:r>
+        <w:rPr>
+          <w:rFonts w:ascii="Courier New" w:eastAsia="新細明體" w:hAnsi="Courier New" w:cs="Courier New" w:hint="eastAsia"/>
+          <w:color w:val="1A1A1A"/>
+          <w:kern w:val="0"/>
+          <w:sz w:val="20"/>
+          <w:szCs w:val="20"/>
+        </w:rPr>
+        <w:t>牙</w:t>
+      </w:r>
+      <w:r>
+        <w:rPr>
+          <w:rFonts w:ascii="Courier New" w:eastAsia="新細明體" w:hAnsi="Courier New" w:cs="Courier New"/>
+          <w:color w:val="1A1A1A"/>
+          <w:kern w:val="0"/>
+          <w:sz w:val="20"/>
+          <w:szCs w:val="20"/>
+        </w:rPr>
+        <w:t>特效</w:t>
       </w:r>
       <w:r>
         <w:rPr>
@@ -1982,7 +2163,7 @@
           <w:sz w:val="20"/>
           <w:szCs w:val="20"/>
         </w:rPr>
-        <w:t>se_enemy_centipi</w:t>
+        <w:t>Se_enemy_serpant</w:t>
       </w:r>
       <w:proofErr w:type="spellEnd"/>
       <w:r>
@@ -2154,7 +2335,7 @@
         <w:widowControl/>
         <w:shd w:val="clear" w:color="auto" w:fill="FCFCFB"/>
         <w:rPr>
-          <w:rFonts w:ascii="Courier New" w:eastAsia="新細明體" w:hAnsi="Courier New" w:cs="Courier New"/>
+          <w:rFonts w:ascii="Courier New" w:eastAsia="新細明體" w:hAnsi="Courier New" w:cs="Courier New" w:hint="eastAsia"/>
           <w:color w:val="1A1A1A"/>
           <w:kern w:val="0"/>
           <w:sz w:val="20"/>
@@ -2179,7 +2360,57 @@
           <w:sz w:val="20"/>
           <w:szCs w:val="20"/>
         </w:rPr>
-        <w:t xml:space="preserve"> +100% ← weak</w:t>
+        <w:t xml:space="preserve"> +100% </w:t>
+      </w:r>
+      <w:r>
+        <w:rPr>
+          <w:rFonts w:ascii="Courier New" w:eastAsia="新細明體" w:hAnsi="Courier New" w:cs="Courier New" w:hint="eastAsia"/>
+          <w:color w:val="1A1A1A"/>
+          <w:kern w:val="0"/>
+          <w:sz w:val="20"/>
+          <w:szCs w:val="20"/>
+        </w:rPr>
+        <w:t>，散射武氣＋</w:t>
+      </w:r>
+      <w:r>
+        <w:rPr>
+          <w:rFonts w:ascii="Courier New" w:eastAsia="新細明體" w:hAnsi="Courier New" w:cs="Courier New"/>
+          <w:color w:val="1A1A1A"/>
+          <w:kern w:val="0"/>
+          <w:sz w:val="20"/>
+          <w:szCs w:val="20"/>
+        </w:rPr>
+        <w:t>150</w:t>
+      </w:r>
+      <w:r>
+        <w:rPr>
+          <w:rFonts w:ascii="Courier New" w:eastAsia="新細明體" w:hAnsi="Courier New" w:cs="Courier New" w:hint="eastAsia"/>
+          <w:color w:val="1A1A1A"/>
+          <w:kern w:val="0"/>
+          <w:sz w:val="20"/>
+          <w:szCs w:val="20"/>
+        </w:rPr>
+        <w:t>％</w:t>
+      </w:r>
+      <w:r>
+        <w:rPr>
+          <w:rFonts w:ascii="Courier New" w:eastAsia="新細明體" w:hAnsi="Courier New" w:cs="Courier New" w:hint="eastAsia"/>
+          <w:color w:val="1A1A1A"/>
+          <w:kern w:val="0"/>
+          <w:sz w:val="20"/>
+          <w:szCs w:val="20"/>
+        </w:rPr>
+        <w:t>←</w:t>
+      </w:r>
+      <w:r>
+        <w:rPr>
+          <w:rFonts w:ascii="Courier New" w:eastAsia="新細明體" w:hAnsi="Courier New" w:cs="Courier New"/>
+          <w:color w:val="1A1A1A"/>
+          <w:kern w:val="0"/>
+          <w:sz w:val="20"/>
+          <w:szCs w:val="20"/>
+        </w:rPr>
+        <w:t xml:space="preserve"> weak</w:t>
       </w:r>
     </w:p>
     <w:p>
@@ -2721,21 +2952,22 @@
         <w:widowControl/>
         <w:shd w:val="clear" w:color="auto" w:fill="FCFCFB"/>
         <w:rPr>
-          <w:rFonts w:ascii="Courier New" w:eastAsia="新細明體" w:hAnsi="Courier New" w:cs="Courier New"/>
-          <w:color w:val="1A1A1A"/>
-          <w:kern w:val="0"/>
-          <w:sz w:val="20"/>
-          <w:szCs w:val="20"/>
-        </w:rPr>
-      </w:pPr>
-      <w:r>
-        <w:rPr>
-          <w:rFonts w:ascii="Courier New" w:eastAsia="新細明體" w:hAnsi="Courier New" w:cs="Courier New"/>
-          <w:color w:val="1A1A1A"/>
-          <w:kern w:val="0"/>
-          <w:sz w:val="20"/>
-          <w:szCs w:val="20"/>
-        </w:rPr>
+          <w:rFonts w:ascii="Courier New" w:eastAsia="新細明體" w:hAnsi="Courier New" w:cs="Courier New" w:hint="eastAsia"/>
+          <w:color w:val="1A1A1A"/>
+          <w:kern w:val="0"/>
+          <w:sz w:val="20"/>
+          <w:szCs w:val="20"/>
+        </w:rPr>
+      </w:pPr>
+      <w:r>
+        <w:rPr>
+          <w:rFonts w:ascii="Courier New" w:eastAsia="新細明體" w:hAnsi="Courier New" w:cs="Courier New"/>
+          <w:color w:val="1A1A1A"/>
+          <w:kern w:val="0"/>
+          <w:sz w:val="20"/>
+          <w:szCs w:val="20"/>
+        </w:rPr>
+        <w:lastRenderedPageBreak/>
         <w:t>掉落物：</w:t>
       </w:r>
     </w:p>
@@ -2807,32 +3039,52 @@
         <w:widowControl/>
         <w:shd w:val="clear" w:color="auto" w:fill="FCFCFB"/>
         <w:rPr>
-          <w:rFonts w:ascii="Courier New" w:eastAsia="新細明體" w:hAnsi="Courier New" w:cs="Courier New"/>
-          <w:color w:val="1A1A1A"/>
-          <w:kern w:val="0"/>
-          <w:sz w:val="20"/>
-          <w:szCs w:val="20"/>
-        </w:rPr>
-      </w:pPr>
-      <w:r>
-        <w:rPr>
-          <w:rFonts w:ascii="Courier New" w:eastAsia="新細明體" w:hAnsi="Courier New" w:cs="Courier New"/>
-          <w:color w:val="1A1A1A"/>
-          <w:kern w:val="0"/>
-          <w:sz w:val="20"/>
-          <w:szCs w:val="20"/>
-        </w:rPr>
-        <w:t>毒爪</w:t>
-      </w:r>
-      <w:r>
-        <w:rPr>
-          <w:rFonts w:ascii="Courier New" w:eastAsia="新細明體" w:hAnsi="Courier New" w:cs="Courier New"/>
-          <w:color w:val="1A1A1A"/>
-          <w:kern w:val="0"/>
-          <w:sz w:val="20"/>
-          <w:szCs w:val="20"/>
-        </w:rPr>
-        <w:t xml:space="preserve"> x1</w:t>
+          <w:rFonts w:ascii="Courier New" w:eastAsia="新細明體" w:hAnsi="Courier New" w:cs="Courier New" w:hint="eastAsia"/>
+          <w:color w:val="1A1A1A"/>
+          <w:kern w:val="0"/>
+          <w:sz w:val="20"/>
+          <w:szCs w:val="20"/>
+        </w:rPr>
+      </w:pPr>
+      <w:r>
+        <w:rPr>
+          <w:rFonts w:ascii="Courier New" w:eastAsia="新細明體" w:hAnsi="Courier New" w:cs="Courier New" w:hint="eastAsia"/>
+          <w:color w:val="1A1A1A"/>
+          <w:kern w:val="0"/>
+          <w:sz w:val="20"/>
+          <w:szCs w:val="20"/>
+        </w:rPr>
+        <w:t>蒼</w:t>
+      </w:r>
+      <w:r>
+        <w:rPr>
+          <w:rFonts w:ascii="Courier New" w:eastAsia="新細明體" w:hAnsi="Courier New" w:cs="Courier New" w:hint="eastAsia"/>
+          <w:color w:val="1A1A1A"/>
+          <w:kern w:val="0"/>
+          <w:sz w:val="20"/>
+          <w:szCs w:val="20"/>
+        </w:rPr>
+        <w:t>鱗</w:t>
+      </w:r>
+      <w:r>
+        <w:rPr>
+          <w:rFonts w:ascii="Courier New" w:eastAsia="新細明體" w:hAnsi="Courier New" w:cs="Courier New" w:hint="eastAsia"/>
+          <w:color w:val="1A1A1A"/>
+          <w:kern w:val="0"/>
+          <w:sz w:val="20"/>
+          <w:szCs w:val="20"/>
+        </w:rPr>
+        <w:t xml:space="preserve"> </w:t>
+      </w:r>
+      <w:r>
+        <w:rPr>
+          <w:rFonts w:ascii="Courier New" w:eastAsia="新細明體" w:hAnsi="Courier New" w:cs="Courier New"/>
+          <w:color w:val="1A1A1A"/>
+          <w:kern w:val="0"/>
+          <w:sz w:val="20"/>
+          <w:szCs w:val="20"/>
+        </w:rPr>
+        <w:t>x1</w:t>
       </w:r>
       <w:r>
         <w:rPr>
@@ -2864,6 +3116,79 @@
         </w:rPr>
         <w:t>）</w:t>
       </w:r>
+    </w:p>
+    <w:p>
+      <w:pPr>
+        <w:widowControl/>
+        <w:shd w:val="clear" w:color="auto" w:fill="FCFCFB"/>
+        <w:rPr>
+          <w:rFonts w:ascii="Courier New" w:eastAsia="新細明體" w:hAnsi="Courier New" w:cs="Courier New"/>
+          <w:color w:val="1A1A1A"/>
+          <w:kern w:val="0"/>
+          <w:sz w:val="20"/>
+          <w:szCs w:val="20"/>
+        </w:rPr>
+      </w:pPr>
+      <w:r>
+        <w:rPr>
+          <w:rFonts w:ascii="Courier New" w:eastAsia="新細明體" w:hAnsi="Courier New" w:cs="Courier New" w:hint="eastAsia"/>
+          <w:color w:val="1A1A1A"/>
+          <w:kern w:val="0"/>
+          <w:sz w:val="20"/>
+          <w:szCs w:val="20"/>
+        </w:rPr>
+        <w:t>蒼羽</w:t>
+      </w:r>
+      <w:r>
+        <w:rPr>
+          <w:rFonts w:ascii="Courier New" w:eastAsia="新細明體" w:hAnsi="Courier New" w:cs="Courier New" w:hint="eastAsia"/>
+          <w:color w:val="1A1A1A"/>
+          <w:kern w:val="0"/>
+          <w:sz w:val="20"/>
+          <w:szCs w:val="20"/>
+        </w:rPr>
+        <w:t xml:space="preserve"> </w:t>
+      </w:r>
+      <w:r>
+        <w:rPr>
+          <w:rFonts w:ascii="Courier New" w:eastAsia="新細明體" w:hAnsi="Courier New" w:cs="Courier New"/>
+          <w:color w:val="1A1A1A"/>
+          <w:kern w:val="0"/>
+          <w:sz w:val="20"/>
+          <w:szCs w:val="20"/>
+        </w:rPr>
+        <w:t>x1</w:t>
+      </w:r>
+      <w:r>
+        <w:rPr>
+          <w:rFonts w:ascii="Courier New" w:eastAsia="新細明體" w:hAnsi="Courier New" w:cs="Courier New"/>
+          <w:color w:val="1A1A1A"/>
+          <w:kern w:val="0"/>
+          <w:sz w:val="20"/>
+          <w:szCs w:val="20"/>
+        </w:rPr>
+        <w:t>（</w:t>
+      </w:r>
+      <w:r>
+        <w:rPr>
+          <w:rFonts w:ascii="Courier New" w:eastAsia="新細明體" w:hAnsi="Courier New" w:cs="Courier New"/>
+          <w:color w:val="1A1A1A"/>
+          <w:kern w:val="0"/>
+          <w:sz w:val="20"/>
+          <w:szCs w:val="20"/>
+        </w:rPr>
+        <w:t>33%</w:t>
+      </w:r>
+      <w:r>
+        <w:rPr>
+          <w:rFonts w:ascii="Courier New" w:eastAsia="新細明體" w:hAnsi="Courier New" w:cs="Courier New"/>
+          <w:color w:val="1A1A1A"/>
+          <w:kern w:val="0"/>
+          <w:sz w:val="20"/>
+          <w:szCs w:val="20"/>
+        </w:rPr>
+        <w:t>）</w:t>
+      </w:r>
       <w:r>
         <w:rPr>
           <w:rFonts w:ascii="Courier New" w:eastAsia="新細明體" w:hAnsi="Courier New" w:cs="Courier New"/>
@@ -2912,6 +3237,1591 @@
         <w:widowControl/>
         <w:shd w:val="clear" w:color="auto" w:fill="FCFCFB"/>
         <w:rPr>
+          <w:rFonts w:ascii="Courier New" w:eastAsia="新細明體" w:hAnsi="Courier New" w:cs="Courier New" w:hint="eastAsia"/>
+          <w:color w:val="1A1A1A"/>
+          <w:kern w:val="0"/>
+          <w:sz w:val="20"/>
+          <w:szCs w:val="20"/>
+        </w:rPr>
+      </w:pPr>
+      <w:r>
+        <w:rPr>
+          <w:rFonts w:ascii="Courier New" w:eastAsia="新細明體" w:hAnsi="Courier New" w:cs="Courier New"/>
+          <w:color w:val="1A1A1A"/>
+          <w:kern w:val="0"/>
+          <w:sz w:val="20"/>
+          <w:szCs w:val="20"/>
+        </w:rPr>
+        <w:t>金錢：</w:t>
+      </w:r>
+      <w:r>
+        <w:rPr>
+          <w:rFonts w:ascii="Courier New" w:eastAsia="新細明體" w:hAnsi="Courier New" w:cs="Courier New"/>
+          <w:color w:val="1A1A1A"/>
+          <w:kern w:val="0"/>
+          <w:sz w:val="20"/>
+          <w:szCs w:val="20"/>
+        </w:rPr>
+        <w:t xml:space="preserve">HP </w:t>
+      </w:r>
+      <w:r>
+        <w:rPr>
+          <w:rFonts w:ascii="Courier New" w:eastAsia="新細明體" w:hAnsi="Courier New" w:cs="Courier New"/>
+          <w:color w:val="1A1A1A"/>
+          <w:kern w:val="0"/>
+          <w:sz w:val="20"/>
+          <w:szCs w:val="20"/>
+        </w:rPr>
+        <w:t>的</w:t>
+      </w:r>
+      <w:r>
+        <w:rPr>
+          <w:rFonts w:ascii="Courier New" w:eastAsia="新細明體" w:hAnsi="Courier New" w:cs="Courier New"/>
+          <w:color w:val="1A1A1A"/>
+          <w:kern w:val="0"/>
+          <w:sz w:val="20"/>
+          <w:szCs w:val="20"/>
+        </w:rPr>
+        <w:t xml:space="preserve"> </w:t>
+      </w:r>
+      <w:r>
+        <w:rPr>
+          <w:rFonts w:ascii="Courier New" w:eastAsia="新細明體" w:hAnsi="Courier New" w:cs="Courier New"/>
+          <w:color w:val="1A1A1A"/>
+          <w:kern w:val="0"/>
+          <w:sz w:val="20"/>
+          <w:szCs w:val="20"/>
+        </w:rPr>
+        <w:t>50</w:t>
+      </w:r>
+      <w:r>
+        <w:rPr>
+          <w:rFonts w:ascii="Courier New" w:eastAsia="新細明體" w:hAnsi="Courier New" w:cs="Courier New" w:hint="eastAsia"/>
+          <w:color w:val="1A1A1A"/>
+          <w:kern w:val="0"/>
+          <w:sz w:val="20"/>
+          <w:szCs w:val="20"/>
+        </w:rPr>
+        <w:t>%</w:t>
+      </w:r>
+      <w:r>
+        <w:rPr>
+          <w:rFonts w:ascii="Courier New" w:eastAsia="新細明體" w:hAnsi="Courier New" w:cs="Courier New"/>
+          <w:color w:val="1A1A1A"/>
+          <w:kern w:val="0"/>
+          <w:sz w:val="20"/>
+          <w:szCs w:val="20"/>
+        </w:rPr>
+        <w:t>~</w:t>
+      </w:r>
+      <w:r>
+        <w:rPr>
+          <w:rFonts w:ascii="Courier New" w:eastAsia="新細明體" w:hAnsi="Courier New" w:cs="Courier New"/>
+          <w:color w:val="1A1A1A"/>
+          <w:kern w:val="0"/>
+          <w:sz w:val="20"/>
+          <w:szCs w:val="20"/>
+        </w:rPr>
+        <w:t>70</w:t>
+      </w:r>
+      <w:r>
+        <w:rPr>
+          <w:rFonts w:ascii="Courier New" w:eastAsia="新細明體" w:hAnsi="Courier New" w:cs="Courier New"/>
+          <w:color w:val="1A1A1A"/>
+          <w:kern w:val="0"/>
+          <w:sz w:val="20"/>
+          <w:szCs w:val="20"/>
+        </w:rPr>
+        <w:t xml:space="preserve">% </w:t>
+      </w:r>
+      <w:r>
+        <w:rPr>
+          <w:rFonts w:ascii="Courier New" w:eastAsia="新細明體" w:hAnsi="Courier New" w:cs="Courier New"/>
+          <w:color w:val="1A1A1A"/>
+          <w:kern w:val="0"/>
+          <w:sz w:val="20"/>
+          <w:szCs w:val="20"/>
+        </w:rPr>
+        <w:t>隨機</w:t>
+      </w:r>
+      <w:r>
+        <w:rPr>
+          <w:rFonts w:ascii="Courier New" w:eastAsia="新細明體" w:hAnsi="Courier New" w:cs="Courier New"/>
+          <w:color w:val="1A1A1A"/>
+          <w:kern w:val="0"/>
+          <w:sz w:val="20"/>
+          <w:szCs w:val="20"/>
+        </w:rPr>
+        <w:t xml:space="preserve"> ← money{</w:t>
+      </w:r>
+      <w:proofErr w:type="spellStart"/>
+      <w:r>
+        <w:rPr>
+          <w:rFonts w:ascii="Courier New" w:eastAsia="新細明體" w:hAnsi="Courier New" w:cs="Courier New"/>
+          <w:color w:val="1A1A1A"/>
+          <w:kern w:val="0"/>
+          <w:sz w:val="20"/>
+          <w:szCs w:val="20"/>
+        </w:rPr>
+        <w:t>hpRatio</w:t>
+      </w:r>
+      <w:proofErr w:type="spellEnd"/>
+      <w:r>
+        <w:rPr>
+          <w:rFonts w:ascii="Courier New" w:eastAsia="新細明體" w:hAnsi="Courier New" w:cs="Courier New"/>
+          <w:color w:val="1A1A1A"/>
+          <w:kern w:val="0"/>
+          <w:sz w:val="20"/>
+          <w:szCs w:val="20"/>
+        </w:rPr>
+        <w:t>}</w:t>
+      </w:r>
+    </w:p>
+    <w:p/>
+    <w:p>
+      <w:r>
+        <w:rPr>
+          <w:rFonts w:hint="eastAsia"/>
+        </w:rPr>
+        <w:t>劇情：登場特效後彈出</w:t>
+      </w:r>
+    </w:p>
+    <w:p>
+      <w:r>
+        <w:rPr>
+          <w:rFonts w:hint="eastAsia"/>
+        </w:rPr>
+        <w:t>蕾娜：「好快！」</w:t>
+      </w:r>
+    </w:p>
+    <w:p>
+      <w:r>
+        <w:rPr>
+          <w:rFonts w:hint="eastAsia"/>
+        </w:rPr>
+        <w:t>諾薇兒：「速度快的敵人就用廣域破片砲！」</w:t>
+      </w:r>
+    </w:p>
+    <w:p>
+      <w:pPr>
+        <w:rPr>
+          <w:rFonts w:hint="eastAsia"/>
+        </w:rPr>
+      </w:pPr>
+    </w:p>
+    <w:p>
+      <w:r>
+        <w:rPr>
+          <w:rFonts w:hint="eastAsia"/>
+        </w:rPr>
+        <w:t>戰鬥結束：</w:t>
+      </w:r>
+    </w:p>
+    <w:p>
+      <w:r>
+        <w:rPr>
+          <w:rFonts w:hint="eastAsia"/>
+        </w:rPr>
+        <w:t>播放：</w:t>
+      </w:r>
+      <w:r>
+        <w:t>Sturm</w:t>
+      </w:r>
+    </w:p>
+    <w:p>
+      <w:r>
+        <w:rPr>
+          <w:rFonts w:hint="eastAsia"/>
+        </w:rPr>
+        <w:t>背景：</w:t>
+      </w:r>
+      <w:proofErr w:type="spellStart"/>
+      <w:r>
+        <w:rPr>
+          <w:rFonts w:hint="eastAsia"/>
+        </w:rPr>
+        <w:t>D</w:t>
+      </w:r>
+      <w:r>
+        <w:t>eck_Chaos</w:t>
+      </w:r>
+      <w:proofErr w:type="spellEnd"/>
+    </w:p>
+    <w:p>
+      <w:r>
+        <w:rPr>
+          <w:rFonts w:hint="eastAsia"/>
+        </w:rPr>
+        <w:t>蕾娜：「</w:t>
+      </w:r>
+      <w:r>
+        <w:rPr>
+          <w:rFonts w:hint="eastAsia"/>
+        </w:rPr>
+        <w:t>不好</w:t>
+      </w:r>
+      <w:r>
+        <w:rPr>
+          <w:rFonts w:hint="eastAsia"/>
+        </w:rPr>
+        <w:t>！</w:t>
+      </w:r>
+      <w:r>
+        <w:rPr>
+          <w:rFonts w:hint="eastAsia"/>
+        </w:rPr>
+        <w:t>帆面被吹偏了！</w:t>
+      </w:r>
+      <w:r>
+        <w:rPr>
+          <w:rFonts w:hint="eastAsia"/>
+        </w:rPr>
+        <w:t>」</w:t>
+      </w:r>
+    </w:p>
+    <w:p>
+      <w:r>
+        <w:rPr>
+          <w:rFonts w:hint="eastAsia"/>
+        </w:rPr>
+        <w:t>蕾娜：「</w:t>
+      </w:r>
+      <w:r>
+        <w:rPr>
+          <w:rFonts w:hint="eastAsia"/>
+        </w:rPr>
+        <w:t>這樣下去會失控！</w:t>
+      </w:r>
+      <w:r>
+        <w:rPr>
+          <w:rFonts w:hint="eastAsia"/>
+        </w:rPr>
+        <w:t>」</w:t>
+      </w:r>
+    </w:p>
+    <w:p>
+      <w:r>
+        <w:rPr>
+          <w:rFonts w:hint="eastAsia"/>
+        </w:rPr>
+        <w:t>諾薇兒：「</w:t>
+      </w:r>
+      <w:r>
+        <w:rPr>
+          <w:rFonts w:hint="eastAsia"/>
+        </w:rPr>
+        <w:t>啊——</w:t>
+      </w:r>
+      <w:r>
+        <w:rPr>
+          <w:rFonts w:hint="eastAsia"/>
+        </w:rPr>
+        <w:t>」</w:t>
+      </w:r>
+    </w:p>
+    <w:p>
+      <w:r>
+        <w:rPr>
+          <w:rFonts w:hint="eastAsia"/>
+        </w:rPr>
+        <w:t>蕾娜：「</w:t>
+      </w:r>
+      <w:r>
+        <w:rPr>
+          <w:rFonts w:hint="eastAsia"/>
+        </w:rPr>
+        <w:t>那裡！</w:t>
+      </w:r>
+      <w:r>
+        <w:rPr>
+          <w:rFonts w:hint="eastAsia"/>
+        </w:rPr>
+        <w:t>至少要</w:t>
+      </w:r>
+      <w:r>
+        <w:rPr>
+          <w:rFonts w:hint="eastAsia"/>
+        </w:rPr>
+        <w:t>在那片水域著水！</w:t>
+      </w:r>
+      <w:r>
+        <w:rPr>
+          <w:rFonts w:hint="eastAsia"/>
+        </w:rPr>
+        <w:t>」</w:t>
+      </w:r>
+    </w:p>
+    <w:p>
+      <w:pPr>
+        <w:rPr>
+          <w:rFonts w:hint="eastAsia"/>
+        </w:rPr>
+      </w:pPr>
+    </w:p>
+    <w:p/>
+    <w:p/>
+    <w:p/>
+    <w:p>
+      <w:pPr>
+        <w:widowControl/>
+        <w:shd w:val="clear" w:color="auto" w:fill="FCFCFB"/>
+        <w:rPr>
+          <w:rFonts w:ascii="Courier New" w:eastAsia="新細明體" w:hAnsi="Courier New" w:cs="Courier New"/>
+          <w:color w:val="1A1A1A"/>
+          <w:kern w:val="0"/>
+          <w:sz w:val="20"/>
+          <w:szCs w:val="20"/>
+        </w:rPr>
+      </w:pPr>
+      <w:r>
+        <w:rPr>
+          <w:rFonts w:ascii="Courier New" w:eastAsia="新細明體" w:hAnsi="Courier New" w:cs="Courier New"/>
+          <w:color w:val="1A1A1A"/>
+          <w:kern w:val="0"/>
+          <w:sz w:val="20"/>
+          <w:szCs w:val="20"/>
+        </w:rPr>
+        <w:t xml:space="preserve">&gt; </w:t>
+      </w:r>
+      <w:r>
+        <w:rPr>
+          <w:rFonts w:ascii="Courier New" w:eastAsia="新細明體" w:hAnsi="Courier New" w:cs="Courier New"/>
+          <w:color w:val="1A1A1A"/>
+          <w:kern w:val="0"/>
+          <w:sz w:val="20"/>
+          <w:szCs w:val="20"/>
+        </w:rPr>
+        <w:t>戰鬥</w:t>
+      </w:r>
+      <w:r>
+        <w:rPr>
+          <w:rFonts w:ascii="Courier New" w:eastAsia="新細明體" w:hAnsi="Courier New" w:cs="Courier New"/>
+          <w:color w:val="1A1A1A"/>
+          <w:kern w:val="0"/>
+          <w:sz w:val="20"/>
+          <w:szCs w:val="20"/>
+        </w:rPr>
+        <w:t xml:space="preserve"> &lt;</w:t>
+      </w:r>
+      <w:r>
+        <w:rPr>
+          <w:rFonts w:ascii="Courier New" w:eastAsia="新細明體" w:hAnsi="Courier New" w:cs="Courier New"/>
+          <w:color w:val="1A1A1A"/>
+          <w:kern w:val="0"/>
+          <w:sz w:val="20"/>
+          <w:szCs w:val="20"/>
+        </w:rPr>
+        <w:t>場次</w:t>
+      </w:r>
+      <w:r>
+        <w:rPr>
+          <w:rFonts w:ascii="Courier New" w:eastAsia="新細明體" w:hAnsi="Courier New" w:cs="Courier New"/>
+          <w:color w:val="1A1A1A"/>
+          <w:kern w:val="0"/>
+          <w:sz w:val="20"/>
+          <w:szCs w:val="20"/>
+        </w:rPr>
+        <w:t xml:space="preserve">id&gt; ← </w:t>
+      </w:r>
+      <w:r>
+        <w:rPr>
+          <w:rFonts w:ascii="Courier New" w:eastAsia="新細明體" w:hAnsi="Courier New" w:cs="Courier New"/>
+          <w:color w:val="1A1A1A"/>
+          <w:kern w:val="0"/>
+          <w:sz w:val="20"/>
+          <w:szCs w:val="20"/>
+        </w:rPr>
+        <w:t>拍上寫這一行，卡另外附</w:t>
+      </w:r>
+    </w:p>
+    <w:p>
+      <w:pPr>
+        <w:widowControl/>
+        <w:shd w:val="clear" w:color="auto" w:fill="FCFCFB"/>
+        <w:rPr>
+          <w:rFonts w:ascii="Courier New" w:eastAsia="新細明體" w:hAnsi="Courier New" w:cs="Courier New" w:hint="eastAsia"/>
+          <w:color w:val="1A1A1A"/>
+          <w:kern w:val="0"/>
+          <w:sz w:val="20"/>
+          <w:szCs w:val="20"/>
+        </w:rPr>
+      </w:pPr>
+      <w:r>
+        <w:rPr>
+          <w:rFonts w:ascii="Courier New" w:eastAsia="新細明體" w:hAnsi="Courier New" w:cs="Courier New"/>
+          <w:color w:val="1A1A1A"/>
+          <w:kern w:val="0"/>
+          <w:sz w:val="20"/>
+          <w:szCs w:val="20"/>
+        </w:rPr>
+        <w:t>Stage:stage</w:t>
+      </w:r>
+      <w:r>
+        <w:rPr>
+          <w:rFonts w:ascii="Courier New" w:eastAsia="新細明體" w:hAnsi="Courier New" w:cs="Courier New"/>
+          <w:color w:val="1A1A1A"/>
+          <w:kern w:val="0"/>
+          <w:sz w:val="20"/>
+          <w:szCs w:val="20"/>
+        </w:rPr>
+        <w:t>1</w:t>
+      </w:r>
+      <w:r>
+        <w:rPr>
+          <w:rFonts w:ascii="Courier New" w:eastAsia="新細明體" w:hAnsi="Courier New" w:cs="Courier New" w:hint="eastAsia"/>
+          <w:color w:val="1A1A1A"/>
+          <w:kern w:val="0"/>
+          <w:sz w:val="20"/>
+          <w:szCs w:val="20"/>
+        </w:rPr>
+        <w:t>以後才登場</w:t>
+      </w:r>
+    </w:p>
+    <w:p>
+      <w:pPr>
+        <w:widowControl/>
+        <w:shd w:val="clear" w:color="auto" w:fill="FCFCFB"/>
+        <w:rPr>
+          <w:rFonts w:ascii="Courier New" w:eastAsia="新細明體" w:hAnsi="Courier New" w:cs="Courier New" w:hint="eastAsia"/>
+          <w:color w:val="1A1A1A"/>
+          <w:kern w:val="0"/>
+          <w:sz w:val="20"/>
+          <w:szCs w:val="20"/>
+        </w:rPr>
+      </w:pPr>
+      <w:r>
+        <w:rPr>
+          <w:rFonts w:ascii="Courier New" w:eastAsia="新細明體" w:hAnsi="Courier New" w:cs="Courier New"/>
+          <w:color w:val="1A1A1A"/>
+          <w:kern w:val="0"/>
+          <w:sz w:val="20"/>
+          <w:szCs w:val="20"/>
+        </w:rPr>
+        <w:t>[</w:t>
+      </w:r>
+      <w:r>
+        <w:rPr>
+          <w:rFonts w:ascii="Courier New" w:eastAsia="新細明體" w:hAnsi="Courier New" w:cs="Courier New"/>
+          <w:color w:val="1A1A1A"/>
+          <w:kern w:val="0"/>
+          <w:sz w:val="20"/>
+          <w:szCs w:val="20"/>
+        </w:rPr>
+        <w:t>敵人名：</w:t>
+      </w:r>
+      <w:r>
+        <w:rPr>
+          <w:rFonts w:ascii="Courier New" w:eastAsia="新細明體" w:hAnsi="Courier New" w:cs="Courier New" w:hint="eastAsia"/>
+          <w:color w:val="1A1A1A"/>
+          <w:kern w:val="0"/>
+          <w:sz w:val="20"/>
+          <w:szCs w:val="20"/>
+        </w:rPr>
+        <w:t>空賊船</w:t>
+      </w:r>
+      <w:r>
+        <w:rPr>
+          <w:rFonts w:ascii="Courier New" w:eastAsia="新細明體" w:hAnsi="Courier New" w:cs="Courier New" w:hint="eastAsia"/>
+          <w:color w:val="1A1A1A"/>
+          <w:kern w:val="0"/>
+          <w:sz w:val="20"/>
+          <w:szCs w:val="20"/>
+        </w:rPr>
+        <w:t>_</w:t>
+      </w:r>
+      <w:r>
+        <w:rPr>
+          <w:rFonts w:ascii="Courier New" w:eastAsia="新細明體" w:hAnsi="Courier New" w:cs="Courier New"/>
+          <w:color w:val="1A1A1A"/>
+          <w:kern w:val="0"/>
+          <w:sz w:val="20"/>
+          <w:szCs w:val="20"/>
+        </w:rPr>
+        <w:t>A ← name</w:t>
+      </w:r>
+      <w:r>
+        <w:rPr>
+          <w:rFonts w:ascii="Courier New" w:eastAsia="新細明體" w:hAnsi="Courier New" w:cs="Courier New"/>
+          <w:color w:val="1A1A1A"/>
+          <w:kern w:val="0"/>
+          <w:sz w:val="20"/>
+          <w:szCs w:val="20"/>
+        </w:rPr>
+        <w:t>；底線後只供辨識，不顯示</w:t>
+      </w:r>
+    </w:p>
+    <w:p>
+      <w:pPr>
+        <w:widowControl/>
+        <w:shd w:val="clear" w:color="auto" w:fill="FCFCFB"/>
+        <w:rPr>
+          <w:rFonts w:ascii="Courier New" w:eastAsia="新細明體" w:hAnsi="Courier New" w:cs="Courier New"/>
+          <w:color w:val="1A1A1A"/>
+          <w:kern w:val="0"/>
+          <w:sz w:val="20"/>
+          <w:szCs w:val="20"/>
+        </w:rPr>
+      </w:pPr>
+      <w:r>
+        <w:rPr>
+          <w:rFonts w:ascii="Courier New" w:eastAsia="新細明體" w:hAnsi="Courier New" w:cs="Courier New" w:hint="eastAsia"/>
+          <w:color w:val="1A1A1A"/>
+          <w:kern w:val="0"/>
+          <w:sz w:val="20"/>
+          <w:szCs w:val="20"/>
+        </w:rPr>
+        <w:t>[</w:t>
+      </w:r>
+      <w:r>
+        <w:rPr>
+          <w:rFonts w:ascii="Courier New" w:eastAsia="新細明體" w:hAnsi="Courier New" w:cs="Courier New" w:hint="eastAsia"/>
+          <w:color w:val="1A1A1A"/>
+          <w:kern w:val="0"/>
+          <w:sz w:val="20"/>
+          <w:szCs w:val="20"/>
+        </w:rPr>
+        <w:t>場景：飛行</w:t>
+      </w:r>
+      <w:r>
+        <w:rPr>
+          <w:rFonts w:ascii="Courier New" w:eastAsia="新細明體" w:hAnsi="Courier New" w:cs="Courier New" w:hint="eastAsia"/>
+          <w:color w:val="1A1A1A"/>
+          <w:kern w:val="0"/>
+          <w:sz w:val="20"/>
+          <w:szCs w:val="20"/>
+        </w:rPr>
+        <w:t>]</w:t>
+      </w:r>
+      <w:r>
+        <w:rPr>
+          <w:rFonts w:ascii="Courier New" w:eastAsia="新細明體" w:hAnsi="Courier New" w:cs="Courier New" w:hint="eastAsia"/>
+          <w:color w:val="1A1A1A"/>
+          <w:kern w:val="0"/>
+          <w:sz w:val="20"/>
+          <w:szCs w:val="20"/>
+        </w:rPr>
+        <w:t>（飛行只在飛行畫面輸出）</w:t>
+      </w:r>
+    </w:p>
+    <w:p>
+      <w:pPr>
+        <w:widowControl/>
+        <w:shd w:val="clear" w:color="auto" w:fill="FCFCFB"/>
+        <w:rPr>
+          <w:rFonts w:ascii="Courier New" w:eastAsia="新細明體" w:hAnsi="Courier New" w:cs="Courier New"/>
+          <w:color w:val="1A1A1A"/>
+          <w:kern w:val="0"/>
+          <w:sz w:val="20"/>
+          <w:szCs w:val="20"/>
+        </w:rPr>
+      </w:pPr>
+      <w:r>
+        <w:rPr>
+          <w:rFonts w:ascii="Courier New" w:eastAsia="新細明體" w:hAnsi="Courier New" w:cs="Courier New" w:hint="eastAsia"/>
+          <w:color w:val="1A1A1A"/>
+          <w:kern w:val="0"/>
+          <w:sz w:val="20"/>
+          <w:szCs w:val="20"/>
+        </w:rPr>
+        <w:t>[</w:t>
+      </w:r>
+      <w:r>
+        <w:rPr>
+          <w:rFonts w:ascii="Courier New" w:eastAsia="新細明體" w:hAnsi="Courier New" w:cs="Courier New" w:hint="eastAsia"/>
+          <w:color w:val="1A1A1A"/>
+          <w:kern w:val="0"/>
+          <w:sz w:val="20"/>
+          <w:szCs w:val="20"/>
+        </w:rPr>
+        <w:t>區</w:t>
+      </w:r>
+      <w:r>
+        <w:rPr>
+          <w:rFonts w:ascii="Courier New" w:eastAsia="新細明體" w:hAnsi="Courier New" w:cs="Courier New"/>
+          <w:color w:val="1A1A1A"/>
+          <w:kern w:val="0"/>
+          <w:sz w:val="20"/>
+          <w:szCs w:val="20"/>
+        </w:rPr>
+        <w:t>域：</w:t>
+      </w:r>
+      <w:r>
+        <w:rPr>
+          <w:rFonts w:ascii="Courier New" w:eastAsia="新細明體" w:hAnsi="Courier New" w:cs="Courier New" w:hint="eastAsia"/>
+          <w:color w:val="1A1A1A"/>
+          <w:kern w:val="0"/>
+          <w:sz w:val="20"/>
+          <w:szCs w:val="20"/>
+        </w:rPr>
+        <w:t>薩梅爾空</w:t>
+      </w:r>
+      <w:r>
+        <w:rPr>
+          <w:rFonts w:ascii="Courier New" w:eastAsia="新細明體" w:hAnsi="Courier New" w:cs="Courier New" w:hint="eastAsia"/>
+          <w:color w:val="1A1A1A"/>
+          <w:kern w:val="0"/>
+          <w:sz w:val="20"/>
+          <w:szCs w:val="20"/>
+        </w:rPr>
+        <w:t>域外全域</w:t>
+      </w:r>
+      <w:r>
+        <w:rPr>
+          <w:rFonts w:ascii="Courier New" w:eastAsia="新細明體" w:hAnsi="Courier New" w:cs="Courier New"/>
+          <w:color w:val="1A1A1A"/>
+          <w:kern w:val="0"/>
+          <w:sz w:val="20"/>
+          <w:szCs w:val="20"/>
+        </w:rPr>
+        <w:t>]</w:t>
+      </w:r>
+      <w:r>
+        <w:rPr>
+          <w:rFonts w:ascii="Courier New" w:eastAsia="新細明體" w:hAnsi="Courier New" w:cs="Courier New" w:hint="eastAsia"/>
+          <w:color w:val="1A1A1A"/>
+          <w:kern w:val="0"/>
+          <w:sz w:val="20"/>
+          <w:szCs w:val="20"/>
+        </w:rPr>
+        <w:t>（可能為全陸域、海域、國、地區、或座標）</w:t>
+      </w:r>
+    </w:p>
+    <w:p>
+      <w:pPr>
+        <w:widowControl/>
+        <w:shd w:val="clear" w:color="auto" w:fill="FCFCFB"/>
+        <w:rPr>
+          <w:rFonts w:ascii="Courier New" w:eastAsia="新細明體" w:hAnsi="Courier New" w:cs="Courier New"/>
+          <w:color w:val="1A1A1A"/>
+          <w:kern w:val="0"/>
+          <w:sz w:val="20"/>
+          <w:szCs w:val="20"/>
+        </w:rPr>
+      </w:pPr>
+      <w:r>
+        <w:rPr>
+          <w:rFonts w:ascii="Courier New" w:eastAsia="新細明體" w:hAnsi="Courier New" w:cs="Courier New"/>
+          <w:color w:val="1A1A1A"/>
+          <w:kern w:val="0"/>
+          <w:sz w:val="20"/>
+          <w:szCs w:val="20"/>
+        </w:rPr>
+        <w:t>類別：</w:t>
+      </w:r>
+      <w:r>
+        <w:rPr>
+          <w:rFonts w:ascii="Courier New" w:eastAsia="新細明體" w:hAnsi="Courier New" w:cs="Courier New"/>
+          <w:color w:val="1A1A1A"/>
+          <w:kern w:val="0"/>
+          <w:sz w:val="20"/>
+          <w:szCs w:val="20"/>
+        </w:rPr>
+        <w:t>ship</w:t>
+      </w:r>
+    </w:p>
+    <w:p>
+      <w:pPr>
+        <w:widowControl/>
+        <w:shd w:val="clear" w:color="auto" w:fill="FCFCFB"/>
+        <w:rPr>
+          <w:rFonts w:ascii="Courier New" w:eastAsia="新細明體" w:hAnsi="Courier New" w:cs="Courier New" w:hint="eastAsia"/>
+          <w:color w:val="1A1A1A"/>
+          <w:kern w:val="0"/>
+          <w:sz w:val="20"/>
+          <w:szCs w:val="20"/>
+        </w:rPr>
+      </w:pPr>
+      <w:r>
+        <w:rPr>
+          <w:rFonts w:ascii="Courier New" w:eastAsia="新細明體" w:hAnsi="Courier New" w:cs="Courier New" w:hint="eastAsia"/>
+          <w:color w:val="1A1A1A"/>
+          <w:kern w:val="0"/>
+          <w:sz w:val="20"/>
+          <w:szCs w:val="20"/>
+        </w:rPr>
+        <w:t>[</w:t>
+      </w:r>
+      <w:r>
+        <w:rPr>
+          <w:rFonts w:ascii="Courier New" w:eastAsia="新細明體" w:hAnsi="Courier New" w:cs="Courier New" w:hint="eastAsia"/>
+          <w:color w:val="1A1A1A"/>
+          <w:kern w:val="0"/>
+          <w:sz w:val="20"/>
+          <w:szCs w:val="20"/>
+        </w:rPr>
+        <w:t>稀有等級：</w:t>
+      </w:r>
+      <w:r>
+        <w:rPr>
+          <w:rFonts w:ascii="Courier New" w:eastAsia="新細明體" w:hAnsi="Courier New" w:cs="Courier New"/>
+          <w:color w:val="1A1A1A"/>
+          <w:kern w:val="0"/>
+          <w:sz w:val="20"/>
+          <w:szCs w:val="20"/>
+        </w:rPr>
+        <w:t>E]</w:t>
+      </w:r>
+      <w:r>
+        <w:rPr>
+          <w:rFonts w:ascii="Courier New" w:eastAsia="新細明體" w:hAnsi="Courier New" w:cs="Courier New" w:hint="eastAsia"/>
+          <w:color w:val="1A1A1A"/>
+          <w:kern w:val="0"/>
+          <w:sz w:val="20"/>
+          <w:szCs w:val="20"/>
+        </w:rPr>
+        <w:t>刷新敵人時出此敵人的機率。</w:t>
+      </w:r>
+      <w:r>
+        <w:rPr>
+          <w:rFonts w:ascii="Courier New" w:eastAsia="新細明體" w:hAnsi="Courier New" w:cs="Courier New"/>
+          <w:color w:val="1A1A1A"/>
+          <w:kern w:val="0"/>
+          <w:sz w:val="20"/>
+          <w:szCs w:val="20"/>
+        </w:rPr>
+        <w:t>E</w:t>
+      </w:r>
+      <w:r>
+        <w:rPr>
+          <w:rFonts w:ascii="Courier New" w:eastAsia="新細明體" w:hAnsi="Courier New" w:cs="Courier New" w:hint="eastAsia"/>
+          <w:color w:val="1A1A1A"/>
+          <w:kern w:val="0"/>
+          <w:sz w:val="20"/>
+          <w:szCs w:val="20"/>
+        </w:rPr>
+        <w:t>為</w:t>
+      </w:r>
+      <w:r>
+        <w:rPr>
+          <w:rFonts w:ascii="Courier New" w:eastAsia="新細明體" w:hAnsi="Courier New" w:cs="Courier New"/>
+          <w:color w:val="1A1A1A"/>
+          <w:kern w:val="0"/>
+          <w:sz w:val="20"/>
+          <w:szCs w:val="20"/>
+        </w:rPr>
+        <w:t>30%</w:t>
+      </w:r>
+      <w:r>
+        <w:rPr>
+          <w:rFonts w:ascii="Courier New" w:eastAsia="新細明體" w:hAnsi="Courier New" w:cs="Courier New" w:hint="eastAsia"/>
+          <w:color w:val="1A1A1A"/>
+          <w:kern w:val="0"/>
+          <w:sz w:val="20"/>
+          <w:szCs w:val="20"/>
+        </w:rPr>
+        <w:t>、</w:t>
+      </w:r>
+      <w:r>
+        <w:rPr>
+          <w:rFonts w:ascii="Courier New" w:eastAsia="新細明體" w:hAnsi="Courier New" w:cs="Courier New" w:hint="eastAsia"/>
+          <w:color w:val="1A1A1A"/>
+          <w:kern w:val="0"/>
+          <w:sz w:val="20"/>
+          <w:szCs w:val="20"/>
+        </w:rPr>
+        <w:t>D</w:t>
+      </w:r>
+      <w:r>
+        <w:rPr>
+          <w:rFonts w:ascii="Courier New" w:eastAsia="新細明體" w:hAnsi="Courier New" w:cs="Courier New" w:hint="eastAsia"/>
+          <w:color w:val="1A1A1A"/>
+          <w:kern w:val="0"/>
+          <w:sz w:val="20"/>
+          <w:szCs w:val="20"/>
+        </w:rPr>
+        <w:t>為</w:t>
+      </w:r>
+      <w:r>
+        <w:rPr>
+          <w:rFonts w:ascii="Courier New" w:eastAsia="新細明體" w:hAnsi="Courier New" w:cs="Courier New"/>
+          <w:color w:val="1A1A1A"/>
+          <w:kern w:val="0"/>
+          <w:sz w:val="20"/>
+          <w:szCs w:val="20"/>
+        </w:rPr>
+        <w:t>25</w:t>
+      </w:r>
+      <w:r>
+        <w:rPr>
+          <w:rFonts w:ascii="Courier New" w:eastAsia="新細明體" w:hAnsi="Courier New" w:cs="Courier New" w:hint="eastAsia"/>
+          <w:color w:val="1A1A1A"/>
+          <w:kern w:val="0"/>
+          <w:sz w:val="20"/>
+          <w:szCs w:val="20"/>
+        </w:rPr>
+        <w:t>%</w:t>
+      </w:r>
+      <w:r>
+        <w:rPr>
+          <w:rFonts w:ascii="Courier New" w:eastAsia="新細明體" w:hAnsi="Courier New" w:cs="Courier New" w:hint="eastAsia"/>
+          <w:color w:val="1A1A1A"/>
+          <w:kern w:val="0"/>
+          <w:sz w:val="20"/>
+          <w:szCs w:val="20"/>
+        </w:rPr>
+        <w:t>、</w:t>
+      </w:r>
+      <w:r>
+        <w:rPr>
+          <w:rFonts w:ascii="Courier New" w:eastAsia="新細明體" w:hAnsi="Courier New" w:cs="Courier New" w:hint="eastAsia"/>
+          <w:color w:val="1A1A1A"/>
+          <w:kern w:val="0"/>
+          <w:sz w:val="20"/>
+          <w:szCs w:val="20"/>
+        </w:rPr>
+        <w:t>C</w:t>
+      </w:r>
+      <w:r>
+        <w:rPr>
+          <w:rFonts w:ascii="Courier New" w:eastAsia="新細明體" w:hAnsi="Courier New" w:cs="Courier New" w:hint="eastAsia"/>
+          <w:color w:val="1A1A1A"/>
+          <w:kern w:val="0"/>
+          <w:sz w:val="20"/>
+          <w:szCs w:val="20"/>
+        </w:rPr>
+        <w:t>為</w:t>
+      </w:r>
+      <w:r>
+        <w:rPr>
+          <w:rFonts w:ascii="Courier New" w:eastAsia="新細明體" w:hAnsi="Courier New" w:cs="Courier New"/>
+          <w:color w:val="1A1A1A"/>
+          <w:kern w:val="0"/>
+          <w:sz w:val="20"/>
+          <w:szCs w:val="20"/>
+        </w:rPr>
+        <w:t>20%</w:t>
+      </w:r>
+      <w:r>
+        <w:rPr>
+          <w:rFonts w:ascii="Courier New" w:eastAsia="新細明體" w:hAnsi="Courier New" w:cs="Courier New" w:hint="eastAsia"/>
+          <w:color w:val="1A1A1A"/>
+          <w:kern w:val="0"/>
+          <w:sz w:val="20"/>
+          <w:szCs w:val="20"/>
+        </w:rPr>
+        <w:t>、</w:t>
+      </w:r>
+      <w:r>
+        <w:rPr>
+          <w:rFonts w:ascii="Courier New" w:eastAsia="新細明體" w:hAnsi="Courier New" w:cs="Courier New" w:hint="eastAsia"/>
+          <w:color w:val="1A1A1A"/>
+          <w:kern w:val="0"/>
+          <w:sz w:val="20"/>
+          <w:szCs w:val="20"/>
+        </w:rPr>
+        <w:t>B</w:t>
+      </w:r>
+      <w:r>
+        <w:rPr>
+          <w:rFonts w:ascii="Courier New" w:eastAsia="新細明體" w:hAnsi="Courier New" w:cs="Courier New" w:hint="eastAsia"/>
+          <w:color w:val="1A1A1A"/>
+          <w:kern w:val="0"/>
+          <w:sz w:val="20"/>
+          <w:szCs w:val="20"/>
+        </w:rPr>
+        <w:t>為</w:t>
+      </w:r>
+      <w:r>
+        <w:rPr>
+          <w:rFonts w:ascii="Courier New" w:eastAsia="新細明體" w:hAnsi="Courier New" w:cs="Courier New"/>
+          <w:color w:val="1A1A1A"/>
+          <w:kern w:val="0"/>
+          <w:sz w:val="20"/>
+          <w:szCs w:val="20"/>
+        </w:rPr>
+        <w:t>15%</w:t>
+      </w:r>
+      <w:r>
+        <w:rPr>
+          <w:rFonts w:ascii="Courier New" w:eastAsia="新細明體" w:hAnsi="Courier New" w:cs="Courier New" w:hint="eastAsia"/>
+          <w:color w:val="1A1A1A"/>
+          <w:kern w:val="0"/>
+          <w:sz w:val="20"/>
+          <w:szCs w:val="20"/>
+        </w:rPr>
+        <w:t>、</w:t>
+      </w:r>
+      <w:r>
+        <w:rPr>
+          <w:rFonts w:ascii="Courier New" w:eastAsia="新細明體" w:hAnsi="Courier New" w:cs="Courier New" w:hint="eastAsia"/>
+          <w:color w:val="1A1A1A"/>
+          <w:kern w:val="0"/>
+          <w:sz w:val="20"/>
+          <w:szCs w:val="20"/>
+        </w:rPr>
+        <w:t>A</w:t>
+      </w:r>
+      <w:r>
+        <w:rPr>
+          <w:rFonts w:ascii="Courier New" w:eastAsia="新細明體" w:hAnsi="Courier New" w:cs="Courier New" w:hint="eastAsia"/>
+          <w:color w:val="1A1A1A"/>
+          <w:kern w:val="0"/>
+          <w:sz w:val="20"/>
+          <w:szCs w:val="20"/>
+        </w:rPr>
+        <w:t>為</w:t>
+      </w:r>
+      <w:r>
+        <w:rPr>
+          <w:rFonts w:ascii="Courier New" w:eastAsia="新細明體" w:hAnsi="Courier New" w:cs="Courier New"/>
+          <w:color w:val="1A1A1A"/>
+          <w:kern w:val="0"/>
+          <w:sz w:val="20"/>
+          <w:szCs w:val="20"/>
+        </w:rPr>
+        <w:t>10%</w:t>
+      </w:r>
+      <w:r>
+        <w:rPr>
+          <w:rFonts w:ascii="Courier New" w:eastAsia="新細明體" w:hAnsi="Courier New" w:cs="Courier New" w:hint="eastAsia"/>
+          <w:color w:val="1A1A1A"/>
+          <w:kern w:val="0"/>
+          <w:sz w:val="20"/>
+          <w:szCs w:val="20"/>
+        </w:rPr>
+        <w:t>、</w:t>
+      </w:r>
+      <w:r>
+        <w:rPr>
+          <w:rFonts w:ascii="Courier New" w:eastAsia="新細明體" w:hAnsi="Courier New" w:cs="Courier New"/>
+          <w:color w:val="1A1A1A"/>
+          <w:kern w:val="0"/>
+          <w:sz w:val="20"/>
+          <w:szCs w:val="20"/>
+        </w:rPr>
+        <w:t>S</w:t>
+      </w:r>
+      <w:r>
+        <w:rPr>
+          <w:rFonts w:ascii="Courier New" w:eastAsia="新細明體" w:hAnsi="Courier New" w:cs="Courier New" w:hint="eastAsia"/>
+          <w:color w:val="1A1A1A"/>
+          <w:kern w:val="0"/>
+          <w:sz w:val="20"/>
+          <w:szCs w:val="20"/>
+        </w:rPr>
+        <w:t>為</w:t>
+      </w:r>
+      <w:r>
+        <w:rPr>
+          <w:rFonts w:ascii="Courier New" w:eastAsia="新細明體" w:hAnsi="Courier New" w:cs="Courier New"/>
+          <w:color w:val="1A1A1A"/>
+          <w:kern w:val="0"/>
+          <w:sz w:val="20"/>
+          <w:szCs w:val="20"/>
+        </w:rPr>
+        <w:t>5%</w:t>
+      </w:r>
+    </w:p>
+    <w:p>
+      <w:pPr>
+        <w:widowControl/>
+        <w:shd w:val="clear" w:color="auto" w:fill="FCFCFB"/>
+        <w:rPr>
+          <w:rFonts w:ascii="Courier New" w:eastAsia="新細明體" w:hAnsi="Courier New" w:cs="Courier New"/>
+          <w:color w:val="1A1A1A"/>
+          <w:kern w:val="0"/>
+          <w:sz w:val="20"/>
+          <w:szCs w:val="20"/>
+        </w:rPr>
+      </w:pPr>
+      <w:r>
+        <w:rPr>
+          <w:rFonts w:ascii="Courier New" w:eastAsia="新細明體" w:hAnsi="Courier New" w:cs="Courier New"/>
+          <w:color w:val="1A1A1A"/>
+          <w:kern w:val="0"/>
+          <w:sz w:val="20"/>
+          <w:szCs w:val="20"/>
+        </w:rPr>
+        <w:t>劇情戰：</w:t>
+      </w:r>
+      <w:r>
+        <w:rPr>
+          <w:rFonts w:ascii="Courier New" w:eastAsia="新細明體" w:hAnsi="Courier New" w:cs="Courier New"/>
+          <w:color w:val="1A1A1A"/>
+          <w:kern w:val="0"/>
+          <w:sz w:val="20"/>
+          <w:szCs w:val="20"/>
+        </w:rPr>
+        <w:t>0</w:t>
+      </w:r>
+      <w:r>
+        <w:rPr>
+          <w:rFonts w:ascii="Courier New" w:eastAsia="新細明體" w:hAnsi="Courier New" w:cs="Courier New" w:hint="eastAsia"/>
+          <w:color w:val="1A1A1A"/>
+          <w:kern w:val="0"/>
+          <w:sz w:val="20"/>
+          <w:szCs w:val="20"/>
+        </w:rPr>
+        <w:t xml:space="preserve"> </w:t>
+      </w:r>
+      <w:r>
+        <w:rPr>
+          <w:rFonts w:ascii="Courier New" w:eastAsia="新細明體" w:hAnsi="Courier New" w:cs="Courier New"/>
+          <w:color w:val="1A1A1A"/>
+          <w:kern w:val="0"/>
+          <w:sz w:val="20"/>
+          <w:szCs w:val="20"/>
+        </w:rPr>
+        <w:t>← story</w:t>
+      </w:r>
+      <w:r>
+        <w:rPr>
+          <w:rFonts w:ascii="Courier New" w:eastAsia="新細明體" w:hAnsi="Courier New" w:cs="Courier New"/>
+          <w:color w:val="1A1A1A"/>
+          <w:kern w:val="0"/>
+          <w:sz w:val="20"/>
+          <w:szCs w:val="20"/>
+        </w:rPr>
+        <w:t>（</w:t>
+      </w:r>
+      <w:proofErr w:type="spellStart"/>
+      <w:r>
+        <w:rPr>
+          <w:rFonts w:ascii="Courier New" w:eastAsia="新細明體" w:hAnsi="Courier New" w:cs="Courier New"/>
+          <w:color w:val="1A1A1A"/>
+          <w:kern w:val="0"/>
+          <w:sz w:val="20"/>
+          <w:szCs w:val="20"/>
+        </w:rPr>
+        <w:t>ver</w:t>
+      </w:r>
+      <w:proofErr w:type="spellEnd"/>
+      <w:r>
+        <w:rPr>
+          <w:rFonts w:ascii="Courier New" w:eastAsia="新細明體" w:hAnsi="Courier New" w:cs="Courier New"/>
+          <w:color w:val="1A1A1A"/>
+          <w:kern w:val="0"/>
+          <w:sz w:val="20"/>
+          <w:szCs w:val="20"/>
+        </w:rPr>
+        <w:t xml:space="preserve"> -495</w:t>
+      </w:r>
+      <w:r>
+        <w:rPr>
+          <w:rFonts w:ascii="Courier New" w:eastAsia="新細明體" w:hAnsi="Courier New" w:cs="Courier New"/>
+          <w:color w:val="1A1A1A"/>
+          <w:kern w:val="0"/>
+          <w:sz w:val="20"/>
+          <w:szCs w:val="20"/>
+        </w:rPr>
+        <w:t>）。</w:t>
+      </w:r>
+      <w:r>
+        <w:rPr>
+          <w:rFonts w:ascii="Courier New" w:eastAsia="新細明體" w:hAnsi="Courier New" w:cs="Courier New"/>
+          <w:color w:val="1A1A1A"/>
+          <w:kern w:val="0"/>
+          <w:sz w:val="20"/>
+          <w:szCs w:val="20"/>
+        </w:rPr>
+        <w:t>1/0</w:t>
+      </w:r>
+      <w:r>
+        <w:rPr>
+          <w:rFonts w:ascii="Courier New" w:eastAsia="新細明體" w:hAnsi="Courier New" w:cs="Courier New"/>
+          <w:color w:val="1A1A1A"/>
+          <w:kern w:val="0"/>
+          <w:sz w:val="20"/>
+          <w:szCs w:val="20"/>
+        </w:rPr>
+        <w:t>；飛行隨機遭遇會覆寫成</w:t>
+      </w:r>
+      <w:r>
+        <w:rPr>
+          <w:rFonts w:ascii="Courier New" w:eastAsia="新細明體" w:hAnsi="Courier New" w:cs="Courier New"/>
+          <w:color w:val="1A1A1A"/>
+          <w:kern w:val="0"/>
+          <w:sz w:val="20"/>
+          <w:szCs w:val="20"/>
+        </w:rPr>
+        <w:t xml:space="preserve"> 0</w:t>
+      </w:r>
+    </w:p>
+    <w:p>
+      <w:pPr>
+        <w:widowControl/>
+        <w:shd w:val="clear" w:color="auto" w:fill="FCFCFB"/>
+        <w:rPr>
+          <w:rFonts w:ascii="Courier New" w:eastAsia="新細明體" w:hAnsi="Courier New" w:cs="Courier New"/>
+          <w:color w:val="1A1A1A"/>
+          <w:kern w:val="0"/>
+          <w:sz w:val="20"/>
+          <w:szCs w:val="20"/>
+        </w:rPr>
+      </w:pPr>
+      <w:r>
+        <w:rPr>
+          <w:rFonts w:ascii="Courier New" w:eastAsia="新細明體" w:hAnsi="Courier New" w:cs="Courier New"/>
+          <w:color w:val="1A1A1A"/>
+          <w:kern w:val="0"/>
+          <w:sz w:val="20"/>
+          <w:szCs w:val="20"/>
+        </w:rPr>
+        <w:t>戰鬥立繪：</w:t>
+      </w:r>
+      <w:proofErr w:type="spellStart"/>
+      <w:r>
+        <w:rPr>
+          <w:rFonts w:ascii="Courier New" w:eastAsia="新細明體" w:hAnsi="Courier New" w:cs="Courier New"/>
+          <w:color w:val="1A1A1A"/>
+          <w:kern w:val="0"/>
+          <w:sz w:val="20"/>
+          <w:szCs w:val="20"/>
+        </w:rPr>
+        <w:t>Pirate</w:t>
+      </w:r>
+      <w:r>
+        <w:rPr>
+          <w:rFonts w:ascii="Courier New" w:eastAsia="新細明體" w:hAnsi="Courier New" w:cs="Courier New" w:hint="eastAsia"/>
+          <w:color w:val="1A1A1A"/>
+          <w:kern w:val="0"/>
+          <w:sz w:val="20"/>
+          <w:szCs w:val="20"/>
+        </w:rPr>
+        <w:t>_</w:t>
+      </w:r>
+      <w:r>
+        <w:rPr>
+          <w:rFonts w:ascii="Courier New" w:eastAsia="新細明體" w:hAnsi="Courier New" w:cs="Courier New"/>
+          <w:color w:val="1A1A1A"/>
+          <w:kern w:val="0"/>
+          <w:sz w:val="20"/>
+          <w:szCs w:val="20"/>
+        </w:rPr>
+        <w:t>day</w:t>
+      </w:r>
+      <w:proofErr w:type="spellEnd"/>
+      <w:r>
+        <w:rPr>
+          <w:rFonts w:ascii="Courier New" w:eastAsia="新細明體" w:hAnsi="Courier New" w:cs="Courier New"/>
+          <w:color w:val="1A1A1A"/>
+          <w:kern w:val="0"/>
+          <w:sz w:val="20"/>
+          <w:szCs w:val="20"/>
+        </w:rPr>
+        <w:t xml:space="preserve"> ← image</w:t>
+      </w:r>
+      <w:r>
+        <w:rPr>
+          <w:rFonts w:ascii="Courier New" w:eastAsia="新細明體" w:hAnsi="Courier New" w:cs="Courier New"/>
+          <w:color w:val="1A1A1A"/>
+          <w:kern w:val="0"/>
+          <w:sz w:val="20"/>
+          <w:szCs w:val="20"/>
+        </w:rPr>
+        <w:t>；有時段差分寫三張（</w:t>
+      </w:r>
+      <w:r>
+        <w:rPr>
+          <w:rFonts w:ascii="Courier New" w:eastAsia="新細明體" w:hAnsi="Courier New" w:cs="Courier New"/>
+          <w:color w:val="1A1A1A"/>
+          <w:kern w:val="0"/>
+          <w:sz w:val="20"/>
+          <w:szCs w:val="20"/>
+        </w:rPr>
+        <w:t>day</w:t>
+      </w:r>
+      <w:r>
+        <w:rPr>
+          <w:rFonts w:ascii="Courier New" w:eastAsia="新細明體" w:hAnsi="Courier New" w:cs="Courier New"/>
+          <w:color w:val="1A1A1A"/>
+          <w:kern w:val="0"/>
+          <w:sz w:val="20"/>
+          <w:szCs w:val="20"/>
+        </w:rPr>
+        <w:t>／</w:t>
+      </w:r>
+      <w:proofErr w:type="spellStart"/>
+      <w:r>
+        <w:rPr>
+          <w:rFonts w:ascii="Courier New" w:eastAsia="新細明體" w:hAnsi="Courier New" w:cs="Courier New"/>
+          <w:color w:val="1A1A1A"/>
+          <w:kern w:val="0"/>
+          <w:sz w:val="20"/>
+          <w:szCs w:val="20"/>
+        </w:rPr>
+        <w:t>dd</w:t>
+      </w:r>
+      <w:proofErr w:type="spellEnd"/>
+      <w:r>
+        <w:rPr>
+          <w:rFonts w:ascii="Courier New" w:eastAsia="新細明體" w:hAnsi="Courier New" w:cs="Courier New"/>
+          <w:color w:val="1A1A1A"/>
+          <w:kern w:val="0"/>
+          <w:sz w:val="20"/>
+          <w:szCs w:val="20"/>
+        </w:rPr>
+        <w:t>／</w:t>
+      </w:r>
+      <w:r>
+        <w:rPr>
+          <w:rFonts w:ascii="Courier New" w:eastAsia="新細明體" w:hAnsi="Courier New" w:cs="Courier New"/>
+          <w:color w:val="1A1A1A"/>
+          <w:kern w:val="0"/>
+          <w:sz w:val="20"/>
+          <w:szCs w:val="20"/>
+        </w:rPr>
+        <w:t>night</w:t>
+      </w:r>
+      <w:r>
+        <w:rPr>
+          <w:rFonts w:ascii="Courier New" w:eastAsia="新細明體" w:hAnsi="Courier New" w:cs="Courier New"/>
+          <w:color w:val="1A1A1A"/>
+          <w:kern w:val="0"/>
+          <w:sz w:val="20"/>
+          <w:szCs w:val="20"/>
+        </w:rPr>
+        <w:t>）</w:t>
+      </w:r>
+    </w:p>
+    <w:p>
+      <w:pPr>
+        <w:widowControl/>
+        <w:shd w:val="clear" w:color="auto" w:fill="FCFCFB"/>
+        <w:rPr>
+          <w:rFonts w:ascii="Courier New" w:eastAsia="新細明體" w:hAnsi="Courier New" w:cs="Courier New"/>
+          <w:color w:val="1A1A1A"/>
+          <w:kern w:val="0"/>
+          <w:sz w:val="20"/>
+          <w:szCs w:val="20"/>
+        </w:rPr>
+      </w:pPr>
+      <w:r>
+        <w:rPr>
+          <w:rFonts w:ascii="Courier New" w:eastAsia="新細明體" w:hAnsi="Courier New" w:cs="Courier New" w:hint="eastAsia"/>
+          <w:color w:val="1A1A1A"/>
+          <w:kern w:val="0"/>
+          <w:sz w:val="20"/>
+          <w:szCs w:val="20"/>
+        </w:rPr>
+        <w:t>出場音效：</w:t>
+      </w:r>
+      <w:r>
+        <w:rPr>
+          <w:rFonts w:ascii="Courier New" w:eastAsia="新細明體" w:hAnsi="Courier New" w:cs="Courier New"/>
+          <w:color w:val="1A1A1A"/>
+          <w:kern w:val="0"/>
+          <w:sz w:val="20"/>
+          <w:szCs w:val="20"/>
+        </w:rPr>
+        <w:t>0</w:t>
+      </w:r>
+    </w:p>
+    <w:p>
+      <w:pPr>
+        <w:widowControl/>
+        <w:shd w:val="clear" w:color="auto" w:fill="FCFCFB"/>
+        <w:rPr>
+          <w:rFonts w:ascii="Courier New" w:eastAsia="新細明體" w:hAnsi="Courier New" w:cs="Courier New" w:hint="eastAsia"/>
+          <w:color w:val="1A1A1A"/>
+          <w:kern w:val="0"/>
+          <w:sz w:val="20"/>
+          <w:szCs w:val="20"/>
+        </w:rPr>
+      </w:pPr>
+      <w:r>
+        <w:rPr>
+          <w:rFonts w:ascii="Courier New" w:eastAsia="新細明體" w:hAnsi="Courier New" w:cs="Courier New" w:hint="eastAsia"/>
+          <w:color w:val="1A1A1A"/>
+          <w:kern w:val="0"/>
+          <w:sz w:val="20"/>
+          <w:szCs w:val="20"/>
+        </w:rPr>
+        <w:t>出場特效：</w:t>
+      </w:r>
+      <w:r>
+        <w:rPr>
+          <w:rFonts w:ascii="Courier New" w:eastAsia="新細明體" w:hAnsi="Courier New" w:cs="Courier New" w:hint="eastAsia"/>
+          <w:color w:val="1A1A1A"/>
+          <w:kern w:val="0"/>
+          <w:sz w:val="20"/>
+          <w:szCs w:val="20"/>
+        </w:rPr>
+        <w:t>0</w:t>
+      </w:r>
+    </w:p>
+    <w:p>
+      <w:pPr>
+        <w:widowControl/>
+        <w:shd w:val="clear" w:color="auto" w:fill="FCFCFB"/>
+        <w:rPr>
+          <w:rFonts w:ascii="Courier New" w:eastAsia="新細明體" w:hAnsi="Courier New" w:cs="Courier New" w:hint="eastAsia"/>
+          <w:color w:val="1A1A1A"/>
+          <w:kern w:val="0"/>
+          <w:sz w:val="20"/>
+          <w:szCs w:val="20"/>
+        </w:rPr>
+      </w:pPr>
+      <w:r>
+        <w:rPr>
+          <w:rFonts w:ascii="Courier New" w:eastAsia="新細明體" w:hAnsi="Courier New" w:cs="Courier New"/>
+          <w:color w:val="1A1A1A"/>
+          <w:kern w:val="0"/>
+          <w:sz w:val="20"/>
+          <w:szCs w:val="20"/>
+        </w:rPr>
+        <w:t>背景：</w:t>
+      </w:r>
+      <w:r>
+        <w:rPr>
+          <w:rFonts w:ascii="Courier New" w:eastAsia="新細明體" w:hAnsi="Courier New" w:cs="Courier New"/>
+          <w:color w:val="1A1A1A"/>
+          <w:kern w:val="0"/>
+          <w:sz w:val="20"/>
+          <w:szCs w:val="20"/>
+        </w:rPr>
+        <w:t>0</w:t>
+      </w:r>
+    </w:p>
+    <w:p>
+      <w:pPr>
+        <w:widowControl/>
+        <w:shd w:val="clear" w:color="auto" w:fill="FCFCFB"/>
+        <w:rPr>
+          <w:rFonts w:ascii="Courier New" w:eastAsia="新細明體" w:hAnsi="Courier New" w:cs="Courier New"/>
+          <w:color w:val="1A1A1A"/>
+          <w:kern w:val="0"/>
+          <w:sz w:val="20"/>
+          <w:szCs w:val="20"/>
+        </w:rPr>
+      </w:pPr>
+      <w:r>
+        <w:rPr>
+          <w:rFonts w:ascii="Courier New" w:eastAsia="新細明體" w:hAnsi="Courier New" w:cs="Courier New"/>
+          <w:color w:val="1A1A1A"/>
+          <w:kern w:val="0"/>
+          <w:sz w:val="20"/>
+          <w:szCs w:val="20"/>
+        </w:rPr>
+        <w:t>HP</w:t>
+      </w:r>
+      <w:r>
+        <w:rPr>
+          <w:rFonts w:ascii="Courier New" w:eastAsia="新細明體" w:hAnsi="Courier New" w:cs="Courier New"/>
+          <w:color w:val="1A1A1A"/>
+          <w:kern w:val="0"/>
+          <w:sz w:val="20"/>
+          <w:szCs w:val="20"/>
+        </w:rPr>
+        <w:t>：</w:t>
+      </w:r>
+      <w:r>
+        <w:rPr>
+          <w:rFonts w:ascii="Courier New" w:eastAsia="新細明體" w:hAnsi="Courier New" w:cs="Courier New"/>
+          <w:color w:val="1A1A1A"/>
+          <w:kern w:val="0"/>
+          <w:sz w:val="20"/>
+          <w:szCs w:val="20"/>
+        </w:rPr>
+        <w:t xml:space="preserve">500 ← </w:t>
+      </w:r>
+      <w:proofErr w:type="spellStart"/>
+      <w:r>
+        <w:rPr>
+          <w:rFonts w:ascii="Courier New" w:eastAsia="新細明體" w:hAnsi="Courier New" w:cs="Courier New"/>
+          <w:color w:val="1A1A1A"/>
+          <w:kern w:val="0"/>
+          <w:sz w:val="20"/>
+          <w:szCs w:val="20"/>
+        </w:rPr>
+        <w:t>hp</w:t>
+      </w:r>
+      <w:proofErr w:type="spellEnd"/>
+    </w:p>
+    <w:p>
+      <w:pPr>
+        <w:widowControl/>
+        <w:shd w:val="clear" w:color="auto" w:fill="FCFCFB"/>
+        <w:rPr>
+          <w:rFonts w:ascii="Courier New" w:eastAsia="新細明體" w:hAnsi="Courier New" w:cs="Courier New"/>
+          <w:color w:val="1A1A1A"/>
+          <w:kern w:val="0"/>
+          <w:sz w:val="20"/>
+          <w:szCs w:val="20"/>
+        </w:rPr>
+      </w:pPr>
+      <w:r>
+        <w:rPr>
+          <w:rFonts w:ascii="Courier New" w:eastAsia="新細明體" w:hAnsi="Courier New" w:cs="Courier New"/>
+          <w:color w:val="1A1A1A"/>
+          <w:kern w:val="0"/>
+          <w:sz w:val="20"/>
+          <w:szCs w:val="20"/>
+        </w:rPr>
+        <w:t>延時懲罰</w:t>
+      </w:r>
+      <w:r>
+        <w:rPr>
+          <w:rFonts w:ascii="Courier New" w:eastAsia="新細明體" w:hAnsi="Courier New" w:cs="Courier New"/>
+          <w:color w:val="1A1A1A"/>
+          <w:kern w:val="0"/>
+          <w:sz w:val="20"/>
+          <w:szCs w:val="20"/>
+        </w:rPr>
+        <w:t xml:space="preserve"> 5 </w:t>
+      </w:r>
+      <w:r>
+        <w:rPr>
+          <w:rFonts w:ascii="Courier New" w:eastAsia="新細明體" w:hAnsi="Courier New" w:cs="Courier New"/>
+          <w:color w:val="1A1A1A"/>
+          <w:kern w:val="0"/>
+          <w:sz w:val="20"/>
+          <w:szCs w:val="20"/>
+        </w:rPr>
+        <w:t>秒，攻擊力</w:t>
+      </w:r>
+      <w:r>
+        <w:rPr>
+          <w:rFonts w:ascii="Courier New" w:eastAsia="新細明體" w:hAnsi="Courier New" w:cs="Courier New"/>
+          <w:color w:val="1A1A1A"/>
+          <w:kern w:val="0"/>
+          <w:sz w:val="20"/>
+          <w:szCs w:val="20"/>
+        </w:rPr>
+        <w:t xml:space="preserve"> 10</w:t>
+      </w:r>
+      <w:r>
+        <w:rPr>
+          <w:rFonts w:ascii="Courier New" w:eastAsia="新細明體" w:hAnsi="Courier New" w:cs="Courier New"/>
+          <w:color w:val="1A1A1A"/>
+          <w:kern w:val="0"/>
+          <w:sz w:val="20"/>
+          <w:szCs w:val="20"/>
+        </w:rPr>
+        <w:t>，</w:t>
+      </w:r>
+      <w:r>
+        <w:rPr>
+          <w:rFonts w:ascii="Courier New" w:eastAsia="新細明體" w:hAnsi="Courier New" w:cs="Courier New" w:hint="eastAsia"/>
+          <w:color w:val="1A1A1A"/>
+          <w:kern w:val="0"/>
+          <w:sz w:val="20"/>
+          <w:szCs w:val="20"/>
+        </w:rPr>
+        <w:t>彈孔</w:t>
+      </w:r>
+      <w:r>
+        <w:rPr>
+          <w:rFonts w:ascii="Courier New" w:eastAsia="新細明體" w:hAnsi="Courier New" w:cs="Courier New"/>
+          <w:color w:val="1A1A1A"/>
+          <w:kern w:val="0"/>
+          <w:sz w:val="20"/>
+          <w:szCs w:val="20"/>
+        </w:rPr>
+        <w:t>受擊</w:t>
+      </w:r>
+      <w:r>
+        <w:rPr>
+          <w:rFonts w:ascii="Courier New" w:eastAsia="新細明體" w:hAnsi="Courier New" w:cs="Courier New" w:hint="eastAsia"/>
+          <w:color w:val="1A1A1A"/>
+          <w:kern w:val="0"/>
+          <w:sz w:val="20"/>
+          <w:szCs w:val="20"/>
+        </w:rPr>
+        <w:t>特效</w:t>
+      </w:r>
+      <w:r>
+        <w:rPr>
+          <w:rFonts w:ascii="Courier New" w:eastAsia="新細明體" w:hAnsi="Courier New" w:cs="Courier New"/>
+          <w:color w:val="1A1A1A"/>
+          <w:kern w:val="0"/>
+          <w:sz w:val="20"/>
+          <w:szCs w:val="20"/>
+        </w:rPr>
+        <w:t xml:space="preserve"> ← </w:t>
+      </w:r>
+      <w:proofErr w:type="spellStart"/>
+      <w:r>
+        <w:rPr>
+          <w:rFonts w:ascii="Courier New" w:eastAsia="新細明體" w:hAnsi="Courier New" w:cs="Courier New"/>
+          <w:color w:val="1A1A1A"/>
+          <w:kern w:val="0"/>
+          <w:sz w:val="20"/>
+          <w:szCs w:val="20"/>
+        </w:rPr>
+        <w:t>delayPenalty</w:t>
+      </w:r>
+      <w:proofErr w:type="spellEnd"/>
+      <w:r>
+        <w:rPr>
+          <w:rFonts w:ascii="Courier New" w:eastAsia="新細明體" w:hAnsi="Courier New" w:cs="Courier New"/>
+          <w:color w:val="1A1A1A"/>
+          <w:kern w:val="0"/>
+          <w:sz w:val="20"/>
+          <w:szCs w:val="20"/>
+        </w:rPr>
+        <w:t>{</w:t>
+      </w:r>
+      <w:proofErr w:type="spellStart"/>
+      <w:r>
+        <w:rPr>
+          <w:rFonts w:ascii="Courier New" w:eastAsia="新細明體" w:hAnsi="Courier New" w:cs="Courier New"/>
+          <w:color w:val="1A1A1A"/>
+          <w:kern w:val="0"/>
+          <w:sz w:val="20"/>
+          <w:szCs w:val="20"/>
+        </w:rPr>
+        <w:t>seconds,damage</w:t>
+      </w:r>
+      <w:proofErr w:type="spellEnd"/>
+      <w:r>
+        <w:rPr>
+          <w:rFonts w:ascii="Courier New" w:eastAsia="新細明體" w:hAnsi="Courier New" w:cs="Courier New"/>
+          <w:color w:val="1A1A1A"/>
+          <w:kern w:val="0"/>
+          <w:sz w:val="20"/>
+          <w:szCs w:val="20"/>
+        </w:rPr>
+        <w:t>}</w:t>
+      </w:r>
+      <w:r>
+        <w:rPr>
+          <w:rFonts w:ascii="Courier New" w:eastAsia="新細明體" w:hAnsi="Courier New" w:cs="Courier New"/>
+          <w:color w:val="1A1A1A"/>
+          <w:kern w:val="0"/>
+          <w:sz w:val="20"/>
+          <w:szCs w:val="20"/>
+        </w:rPr>
+        <w:t>＋</w:t>
+      </w:r>
+      <w:proofErr w:type="spellStart"/>
+      <w:r>
+        <w:rPr>
+          <w:rFonts w:ascii="Courier New" w:eastAsia="新細明體" w:hAnsi="Courier New" w:cs="Courier New"/>
+          <w:color w:val="1A1A1A"/>
+          <w:kern w:val="0"/>
+          <w:sz w:val="20"/>
+          <w:szCs w:val="20"/>
+        </w:rPr>
+        <w:t>hitFx.delay</w:t>
+      </w:r>
+      <w:proofErr w:type="spellEnd"/>
+      <w:r>
+        <w:rPr>
+          <w:rFonts w:ascii="Courier New" w:eastAsia="新細明體" w:hAnsi="Courier New" w:cs="Courier New"/>
+          <w:color w:val="1A1A1A"/>
+          <w:kern w:val="0"/>
+          <w:sz w:val="20"/>
+          <w:szCs w:val="20"/>
+        </w:rPr>
+        <w:t>, se:</w:t>
+      </w:r>
+      <w:r>
+        <w:rPr>
+          <w:rFonts w:ascii="Courier New" w:eastAsia="新細明體" w:hAnsi="Courier New" w:cs="Courier New"/>
+          <w:color w:val="1A1A1A"/>
+          <w:kern w:val="0"/>
+          <w:sz w:val="20"/>
+          <w:szCs w:val="20"/>
+        </w:rPr>
+        <w:t>se_weapon_cannon_120mm</w:t>
+      </w:r>
+    </w:p>
+    <w:p>
+      <w:pPr>
+        <w:widowControl/>
+        <w:shd w:val="clear" w:color="auto" w:fill="FCFCFB"/>
+        <w:rPr>
           <w:rFonts w:ascii="Courier New" w:eastAsia="新細明體" w:hAnsi="Courier New" w:cs="Courier New"/>
           <w:color w:val="1A1A1A"/>
           <w:kern w:val="0"/>
@@ -2928,27 +4838,473 @@
           <w:szCs w:val="20"/>
         </w:rPr>
         <w:lastRenderedPageBreak/>
-        <w:t>金錢：</w:t>
-      </w:r>
-      <w:r>
-        <w:rPr>
-          <w:rFonts w:ascii="Courier New" w:eastAsia="新細明體" w:hAnsi="Courier New" w:cs="Courier New"/>
-          <w:color w:val="1A1A1A"/>
-          <w:kern w:val="0"/>
-          <w:sz w:val="20"/>
-          <w:szCs w:val="20"/>
-        </w:rPr>
-        <w:t xml:space="preserve">HP </w:t>
-      </w:r>
-      <w:r>
-        <w:rPr>
-          <w:rFonts w:ascii="Courier New" w:eastAsia="新細明體" w:hAnsi="Courier New" w:cs="Courier New"/>
-          <w:color w:val="1A1A1A"/>
-          <w:kern w:val="0"/>
-          <w:sz w:val="20"/>
-          <w:szCs w:val="20"/>
-        </w:rPr>
-        <w:t>的</w:t>
+        <w:t>點錯懲罰攻擊力</w:t>
+      </w:r>
+      <w:r>
+        <w:rPr>
+          <w:rFonts w:ascii="Courier New" w:eastAsia="新細明體" w:hAnsi="Courier New" w:cs="Courier New"/>
+          <w:color w:val="1A1A1A"/>
+          <w:kern w:val="0"/>
+          <w:sz w:val="20"/>
+          <w:szCs w:val="20"/>
+        </w:rPr>
+        <w:t xml:space="preserve"> 5</w:t>
+      </w:r>
+      <w:r>
+        <w:rPr>
+          <w:rFonts w:ascii="Courier New" w:eastAsia="新細明體" w:hAnsi="Courier New" w:cs="Courier New"/>
+          <w:color w:val="1A1A1A"/>
+          <w:kern w:val="0"/>
+          <w:sz w:val="20"/>
+          <w:szCs w:val="20"/>
+        </w:rPr>
+        <w:t>，</w:t>
+      </w:r>
+      <w:r>
+        <w:rPr>
+          <w:rFonts w:ascii="Courier New" w:eastAsia="新細明體" w:hAnsi="Courier New" w:cs="Courier New" w:hint="eastAsia"/>
+          <w:color w:val="1A1A1A"/>
+          <w:kern w:val="0"/>
+          <w:sz w:val="20"/>
+          <w:szCs w:val="20"/>
+        </w:rPr>
+        <w:t>彈孔</w:t>
+      </w:r>
+      <w:r>
+        <w:rPr>
+          <w:rFonts w:ascii="Courier New" w:eastAsia="新細明體" w:hAnsi="Courier New" w:cs="Courier New"/>
+          <w:color w:val="1A1A1A"/>
+          <w:kern w:val="0"/>
+          <w:sz w:val="20"/>
+          <w:szCs w:val="20"/>
+        </w:rPr>
+        <w:t>受擊特效</w:t>
+      </w:r>
+      <w:r>
+        <w:rPr>
+          <w:rFonts w:ascii="Courier New" w:eastAsia="新細明體" w:hAnsi="Courier New" w:cs="Courier New"/>
+          <w:color w:val="1A1A1A"/>
+          <w:kern w:val="0"/>
+          <w:sz w:val="20"/>
+          <w:szCs w:val="20"/>
+        </w:rPr>
+        <w:t xml:space="preserve"> ← </w:t>
+      </w:r>
+      <w:proofErr w:type="spellStart"/>
+      <w:r>
+        <w:rPr>
+          <w:rFonts w:ascii="Courier New" w:eastAsia="新細明體" w:hAnsi="Courier New" w:cs="Courier New"/>
+          <w:color w:val="1A1A1A"/>
+          <w:kern w:val="0"/>
+          <w:sz w:val="20"/>
+          <w:szCs w:val="20"/>
+        </w:rPr>
+        <w:t>wrongPenalty</w:t>
+      </w:r>
+      <w:proofErr w:type="spellEnd"/>
+      <w:r>
+        <w:rPr>
+          <w:rFonts w:ascii="Courier New" w:eastAsia="新細明體" w:hAnsi="Courier New" w:cs="Courier New"/>
+          <w:color w:val="1A1A1A"/>
+          <w:kern w:val="0"/>
+          <w:sz w:val="20"/>
+          <w:szCs w:val="20"/>
+        </w:rPr>
+        <w:t>{damage}</w:t>
+      </w:r>
+      <w:r>
+        <w:rPr>
+          <w:rFonts w:ascii="Courier New" w:eastAsia="新細明體" w:hAnsi="Courier New" w:cs="Courier New"/>
+          <w:color w:val="1A1A1A"/>
+          <w:kern w:val="0"/>
+          <w:sz w:val="20"/>
+          <w:szCs w:val="20"/>
+        </w:rPr>
+        <w:t>＋</w:t>
+      </w:r>
+      <w:proofErr w:type="spellStart"/>
+      <w:r>
+        <w:rPr>
+          <w:rFonts w:ascii="Courier New" w:eastAsia="新細明體" w:hAnsi="Courier New" w:cs="Courier New"/>
+          <w:color w:val="1A1A1A"/>
+          <w:kern w:val="0"/>
+          <w:sz w:val="20"/>
+          <w:szCs w:val="20"/>
+        </w:rPr>
+        <w:t>hitFx.wrong</w:t>
+      </w:r>
+      <w:proofErr w:type="spellEnd"/>
+      <w:r>
+        <w:rPr>
+          <w:rFonts w:ascii="Courier New" w:eastAsia="新細明體" w:hAnsi="Courier New" w:cs="Courier New"/>
+          <w:color w:val="1A1A1A"/>
+          <w:kern w:val="0"/>
+          <w:sz w:val="20"/>
+          <w:szCs w:val="20"/>
+        </w:rPr>
+        <w:t>, se:</w:t>
+      </w:r>
+      <w:r>
+        <w:rPr>
+          <w:rFonts w:ascii="Courier New" w:eastAsia="新細明體" w:hAnsi="Courier New" w:cs="Courier New"/>
+          <w:color w:val="1A1A1A"/>
+          <w:kern w:val="0"/>
+          <w:sz w:val="20"/>
+          <w:szCs w:val="20"/>
+        </w:rPr>
+        <w:t>se_weapon_pistol_02</w:t>
+      </w:r>
+    </w:p>
+    <w:p>
+      <w:pPr>
+        <w:widowControl/>
+        <w:shd w:val="clear" w:color="auto" w:fill="FCFCFB"/>
+        <w:rPr>
+          <w:rFonts w:ascii="Courier New" w:eastAsia="新細明體" w:hAnsi="Courier New" w:cs="Courier New"/>
+          <w:color w:val="1A1A1A"/>
+          <w:kern w:val="0"/>
+          <w:sz w:val="20"/>
+          <w:szCs w:val="20"/>
+        </w:rPr>
+      </w:pPr>
+      <w:r>
+        <w:rPr>
+          <w:rFonts w:ascii="Courier New" w:eastAsia="新細明體" w:hAnsi="Courier New" w:cs="Courier New"/>
+          <w:color w:val="1A1A1A"/>
+          <w:kern w:val="0"/>
+          <w:sz w:val="20"/>
+          <w:szCs w:val="20"/>
+        </w:rPr>
+        <w:t>蓄力攻擊：</w:t>
+      </w:r>
+      <w:r>
+        <w:rPr>
+          <w:rFonts w:ascii="Courier New" w:eastAsia="新細明體" w:hAnsi="Courier New" w:cs="Courier New"/>
+          <w:color w:val="1A1A1A"/>
+          <w:kern w:val="0"/>
+          <w:sz w:val="20"/>
+          <w:szCs w:val="20"/>
+        </w:rPr>
+        <w:t>20</w:t>
+      </w:r>
+      <w:r>
+        <w:rPr>
+          <w:rFonts w:ascii="Courier New" w:eastAsia="新細明體" w:hAnsi="Courier New" w:cs="Courier New"/>
+          <w:color w:val="1A1A1A"/>
+          <w:kern w:val="0"/>
+          <w:sz w:val="20"/>
+          <w:szCs w:val="20"/>
+        </w:rPr>
+        <w:t>，</w:t>
+      </w:r>
+      <w:r>
+        <w:rPr>
+          <w:rFonts w:ascii="Courier New" w:eastAsia="新細明體" w:hAnsi="Courier New" w:cs="Courier New" w:hint="eastAsia"/>
+          <w:color w:val="1A1A1A"/>
+          <w:kern w:val="0"/>
+          <w:sz w:val="20"/>
+          <w:szCs w:val="20"/>
+        </w:rPr>
+        <w:t>特大彈孔特效，畫面閃紅</w:t>
+      </w:r>
+      <w:r>
+        <w:rPr>
+          <w:rFonts w:ascii="Courier New" w:eastAsia="新細明體" w:hAnsi="Courier New" w:cs="Courier New"/>
+          <w:color w:val="1A1A1A"/>
+          <w:kern w:val="0"/>
+          <w:sz w:val="20"/>
+          <w:szCs w:val="20"/>
+        </w:rPr>
+        <w:t xml:space="preserve"> ← attack</w:t>
+      </w:r>
+      <w:r>
+        <w:rPr>
+          <w:rFonts w:ascii="Courier New" w:eastAsia="新細明體" w:hAnsi="Courier New" w:cs="Courier New"/>
+          <w:color w:val="1A1A1A"/>
+          <w:kern w:val="0"/>
+          <w:sz w:val="20"/>
+          <w:szCs w:val="20"/>
+        </w:rPr>
+        <w:t>＋</w:t>
+      </w:r>
+      <w:proofErr w:type="spellStart"/>
+      <w:r>
+        <w:rPr>
+          <w:rFonts w:ascii="Courier New" w:eastAsia="新細明體" w:hAnsi="Courier New" w:cs="Courier New"/>
+          <w:color w:val="1A1A1A"/>
+          <w:kern w:val="0"/>
+          <w:sz w:val="20"/>
+          <w:szCs w:val="20"/>
+        </w:rPr>
+        <w:t>hitFx.ult</w:t>
+      </w:r>
+      <w:proofErr w:type="spellEnd"/>
+      <w:r>
+        <w:rPr>
+          <w:rFonts w:ascii="Courier New" w:eastAsia="新細明體" w:hAnsi="Courier New" w:cs="Courier New"/>
+          <w:color w:val="1A1A1A"/>
+          <w:kern w:val="0"/>
+          <w:sz w:val="20"/>
+          <w:szCs w:val="20"/>
+        </w:rPr>
+        <w:t xml:space="preserve">, </w:t>
+      </w:r>
+      <w:proofErr w:type="spellStart"/>
+      <w:r>
+        <w:rPr>
+          <w:rFonts w:ascii="Courier New" w:eastAsia="新細明體" w:hAnsi="Courier New" w:cs="Courier New"/>
+          <w:color w:val="1A1A1A"/>
+          <w:kern w:val="0"/>
+          <w:sz w:val="20"/>
+          <w:szCs w:val="20"/>
+        </w:rPr>
+        <w:t>se:</w:t>
+      </w:r>
+      <w:r>
+        <w:rPr>
+          <w:rFonts w:ascii="Courier New" w:eastAsia="新細明體" w:hAnsi="Courier New" w:cs="Courier New"/>
+          <w:color w:val="1A1A1A"/>
+          <w:kern w:val="0"/>
+          <w:sz w:val="20"/>
+          <w:szCs w:val="20"/>
+        </w:rPr>
+        <w:t>se_weapon_cannon</w:t>
+      </w:r>
+      <w:proofErr w:type="spellEnd"/>
+    </w:p>
+    <w:p>
+      <w:pPr>
+        <w:widowControl/>
+        <w:shd w:val="clear" w:color="auto" w:fill="FCFCFB"/>
+        <w:rPr>
+          <w:rFonts w:ascii="Courier New" w:eastAsia="新細明體" w:hAnsi="Courier New" w:cs="Courier New"/>
+          <w:color w:val="1A1A1A"/>
+          <w:kern w:val="0"/>
+          <w:sz w:val="20"/>
+          <w:szCs w:val="20"/>
+        </w:rPr>
+      </w:pPr>
+      <w:r>
+        <w:rPr>
+          <w:rFonts w:ascii="Courier New" w:eastAsia="新細明體" w:hAnsi="Courier New" w:cs="Courier New"/>
+          <w:color w:val="1A1A1A"/>
+          <w:kern w:val="0"/>
+          <w:sz w:val="20"/>
+          <w:szCs w:val="20"/>
+        </w:rPr>
+        <w:t>蓄力窗口：</w:t>
+      </w:r>
+      <w:r>
+        <w:rPr>
+          <w:rFonts w:ascii="Courier New" w:eastAsia="新細明體" w:hAnsi="Courier New" w:cs="Courier New"/>
+          <w:color w:val="1A1A1A"/>
+          <w:kern w:val="0"/>
+          <w:sz w:val="20"/>
+          <w:szCs w:val="20"/>
+        </w:rPr>
+        <w:t xml:space="preserve">4 </w:t>
+      </w:r>
+      <w:r>
+        <w:rPr>
+          <w:rFonts w:ascii="Courier New" w:eastAsia="新細明體" w:hAnsi="Courier New" w:cs="Courier New"/>
+          <w:color w:val="1A1A1A"/>
+          <w:kern w:val="0"/>
+          <w:sz w:val="20"/>
+          <w:szCs w:val="20"/>
+        </w:rPr>
+        <w:t>秒</w:t>
+      </w:r>
+      <w:r>
+        <w:rPr>
+          <w:rFonts w:ascii="Courier New" w:eastAsia="新細明體" w:hAnsi="Courier New" w:cs="Courier New"/>
+          <w:color w:val="1A1A1A"/>
+          <w:kern w:val="0"/>
+          <w:sz w:val="20"/>
+          <w:szCs w:val="20"/>
+        </w:rPr>
+        <w:t xml:space="preserve"> ← </w:t>
+      </w:r>
+      <w:proofErr w:type="spellStart"/>
+      <w:r>
+        <w:rPr>
+          <w:rFonts w:ascii="Courier New" w:eastAsia="新細明體" w:hAnsi="Courier New" w:cs="Courier New"/>
+          <w:color w:val="1A1A1A"/>
+          <w:kern w:val="0"/>
+          <w:sz w:val="20"/>
+          <w:szCs w:val="20"/>
+        </w:rPr>
+        <w:t>atkInterval</w:t>
+      </w:r>
+      <w:proofErr w:type="spellEnd"/>
+      <w:r>
+        <w:rPr>
+          <w:rFonts w:ascii="Courier New" w:eastAsia="新細明體" w:hAnsi="Courier New" w:cs="Courier New"/>
+          <w:color w:val="1A1A1A"/>
+          <w:kern w:val="0"/>
+          <w:sz w:val="20"/>
+          <w:szCs w:val="20"/>
+        </w:rPr>
+        <w:t>：紅點縮圈給你幾秒反應；</w:t>
+      </w:r>
+    </w:p>
+    <w:p>
+      <w:pPr>
+        <w:widowControl/>
+        <w:shd w:val="clear" w:color="auto" w:fill="FCFCFB"/>
+        <w:rPr>
+          <w:rFonts w:ascii="Courier New" w:eastAsia="新細明體" w:hAnsi="Courier New" w:cs="Courier New"/>
+          <w:color w:val="1A1A1A"/>
+          <w:kern w:val="0"/>
+          <w:sz w:val="20"/>
+          <w:szCs w:val="20"/>
+        </w:rPr>
+      </w:pPr>
+      <w:r>
+        <w:rPr>
+          <w:rFonts w:ascii="Courier New" w:eastAsia="新細明體" w:hAnsi="Courier New" w:cs="Courier New"/>
+          <w:color w:val="1A1A1A"/>
+          <w:kern w:val="0"/>
+          <w:sz w:val="20"/>
+          <w:szCs w:val="20"/>
+        </w:rPr>
+        <w:t>寫「</w:t>
+      </w:r>
+      <w:r>
+        <w:rPr>
+          <w:rFonts w:ascii="Courier New" w:eastAsia="新細明體" w:hAnsi="Courier New" w:cs="Courier New"/>
+          <w:color w:val="1A1A1A"/>
+          <w:kern w:val="0"/>
+          <w:sz w:val="20"/>
+          <w:szCs w:val="20"/>
+        </w:rPr>
+        <w:t xml:space="preserve">3~5 </w:t>
+      </w:r>
+      <w:r>
+        <w:rPr>
+          <w:rFonts w:ascii="Courier New" w:eastAsia="新細明體" w:hAnsi="Courier New" w:cs="Courier New"/>
+          <w:color w:val="1A1A1A"/>
+          <w:kern w:val="0"/>
+          <w:sz w:val="20"/>
+          <w:szCs w:val="20"/>
+        </w:rPr>
+        <w:t>秒」＝每次隨機；不寫＝預設</w:t>
+      </w:r>
+    </w:p>
+    <w:p>
+      <w:pPr>
+        <w:widowControl/>
+        <w:shd w:val="clear" w:color="auto" w:fill="FCFCFB"/>
+        <w:rPr>
+          <w:rFonts w:ascii="Courier New" w:eastAsia="新細明體" w:hAnsi="Courier New" w:cs="Courier New"/>
+          <w:color w:val="1A1A1A"/>
+          <w:kern w:val="0"/>
+          <w:sz w:val="20"/>
+          <w:szCs w:val="20"/>
+        </w:rPr>
+      </w:pPr>
+      <w:r>
+        <w:rPr>
+          <w:rFonts w:ascii="Courier New" w:eastAsia="新細明體" w:hAnsi="Courier New" w:cs="Courier New"/>
+          <w:color w:val="1A1A1A"/>
+          <w:kern w:val="0"/>
+          <w:sz w:val="20"/>
+          <w:szCs w:val="20"/>
+        </w:rPr>
+        <w:t>發動頻率：</w:t>
+      </w:r>
+      <w:r>
+        <w:rPr>
+          <w:rFonts w:ascii="Courier New" w:eastAsia="新細明體" w:hAnsi="Courier New" w:cs="Courier New"/>
+          <w:color w:val="1A1A1A"/>
+          <w:kern w:val="0"/>
+          <w:sz w:val="20"/>
+          <w:szCs w:val="20"/>
+        </w:rPr>
+        <w:t xml:space="preserve">3~5 </w:t>
+      </w:r>
+      <w:r>
+        <w:rPr>
+          <w:rFonts w:ascii="Courier New" w:eastAsia="新細明體" w:hAnsi="Courier New" w:cs="Courier New"/>
+          <w:color w:val="1A1A1A"/>
+          <w:kern w:val="0"/>
+          <w:sz w:val="20"/>
+          <w:szCs w:val="20"/>
+        </w:rPr>
+        <w:t>秒一次</w:t>
+      </w:r>
+      <w:r>
+        <w:rPr>
+          <w:rFonts w:ascii="Courier New" w:eastAsia="新細明體" w:hAnsi="Courier New" w:cs="Courier New"/>
+          <w:color w:val="1A1A1A"/>
+          <w:kern w:val="0"/>
+          <w:sz w:val="20"/>
+          <w:szCs w:val="20"/>
+        </w:rPr>
+        <w:t xml:space="preserve"> ← </w:t>
+      </w:r>
+      <w:proofErr w:type="spellStart"/>
+      <w:r>
+        <w:rPr>
+          <w:rFonts w:ascii="Courier New" w:eastAsia="新細明體" w:hAnsi="Courier New" w:cs="Courier New"/>
+          <w:color w:val="1A1A1A"/>
+          <w:kern w:val="0"/>
+          <w:sz w:val="20"/>
+          <w:szCs w:val="20"/>
+        </w:rPr>
+        <w:t>ultEvery</w:t>
+      </w:r>
+      <w:proofErr w:type="spellEnd"/>
+      <w:r>
+        <w:rPr>
+          <w:rFonts w:ascii="Courier New" w:eastAsia="新細明體" w:hAnsi="Courier New" w:cs="Courier New"/>
+          <w:color w:val="1A1A1A"/>
+          <w:kern w:val="0"/>
+          <w:sz w:val="20"/>
+          <w:szCs w:val="20"/>
+        </w:rPr>
+        <w:t>[</w:t>
+      </w:r>
+      <w:proofErr w:type="spellStart"/>
+      <w:r>
+        <w:rPr>
+          <w:rFonts w:ascii="Courier New" w:eastAsia="新細明體" w:hAnsi="Courier New" w:cs="Courier New"/>
+          <w:color w:val="1A1A1A"/>
+          <w:kern w:val="0"/>
+          <w:sz w:val="20"/>
+          <w:szCs w:val="20"/>
+        </w:rPr>
+        <w:t>min,max</w:t>
+      </w:r>
+      <w:proofErr w:type="spellEnd"/>
+      <w:r>
+        <w:rPr>
+          <w:rFonts w:ascii="Courier New" w:eastAsia="新細明體" w:hAnsi="Courier New" w:cs="Courier New"/>
+          <w:color w:val="1A1A1A"/>
+          <w:kern w:val="0"/>
+          <w:sz w:val="20"/>
+          <w:szCs w:val="20"/>
+        </w:rPr>
+        <w:t>]</w:t>
+      </w:r>
+      <w:r>
+        <w:rPr>
+          <w:rFonts w:ascii="Courier New" w:eastAsia="新細明體" w:hAnsi="Courier New" w:cs="Courier New"/>
+          <w:color w:val="1A1A1A"/>
+          <w:kern w:val="0"/>
+          <w:sz w:val="20"/>
+          <w:szCs w:val="20"/>
+        </w:rPr>
+        <w:t>。</w:t>
+      </w:r>
+      <w:r>
+        <w:rPr>
+          <w:rFonts w:ascii="Apple Color Emoji" w:eastAsia="新細明體" w:hAnsi="Apple Color Emoji" w:cs="Apple Color Emoji"/>
+          <w:color w:val="1A1A1A"/>
+          <w:kern w:val="0"/>
+          <w:sz w:val="20"/>
+          <w:szCs w:val="20"/>
+        </w:rPr>
+        <w:t>⚠</w:t>
       </w:r>
       <w:r>
         <w:rPr>
@@ -2968,11 +5324,1187 @@
           <w:sz w:val="20"/>
           <w:szCs w:val="20"/>
         </w:rPr>
-        <w:t>50</w:t>
-      </w:r>
-      <w:r>
-        <w:rPr>
-          <w:rFonts w:ascii="Courier New" w:eastAsia="新細明體" w:hAnsi="Courier New" w:cs="Courier New" w:hint="eastAsia"/>
+        <w:t>與蓄力窗口是兩件事</w:t>
+      </w:r>
+    </w:p>
+    <w:p>
+      <w:pPr>
+        <w:widowControl/>
+        <w:shd w:val="clear" w:color="auto" w:fill="FCFCFB"/>
+        <w:rPr>
+          <w:rFonts w:ascii="Courier New" w:eastAsia="新細明體" w:hAnsi="Courier New" w:cs="Courier New"/>
+          <w:color w:val="1A1A1A"/>
+          <w:kern w:val="0"/>
+          <w:sz w:val="20"/>
+          <w:szCs w:val="20"/>
+        </w:rPr>
+      </w:pPr>
+      <w:r>
+        <w:rPr>
+          <w:rFonts w:ascii="Courier New" w:eastAsia="新細明體" w:hAnsi="Courier New" w:cs="Courier New"/>
+          <w:color w:val="1A1A1A"/>
+          <w:kern w:val="0"/>
+          <w:sz w:val="20"/>
+          <w:szCs w:val="20"/>
+        </w:rPr>
+        <w:t>不疊加</w:t>
+      </w:r>
+      <w:r>
+        <w:rPr>
+          <w:rFonts w:ascii="Courier New" w:eastAsia="新細明體" w:hAnsi="Courier New" w:cs="Courier New"/>
+          <w:color w:val="1A1A1A"/>
+          <w:kern w:val="0"/>
+          <w:sz w:val="20"/>
+          <w:szCs w:val="20"/>
+        </w:rPr>
+        <w:t xml:space="preserve"> ← </w:t>
+      </w:r>
+      <w:proofErr w:type="spellStart"/>
+      <w:r>
+        <w:rPr>
+          <w:rFonts w:ascii="Courier New" w:eastAsia="新細明體" w:hAnsi="Courier New" w:cs="Courier New"/>
+          <w:color w:val="1A1A1A"/>
+          <w:kern w:val="0"/>
+          <w:sz w:val="20"/>
+          <w:szCs w:val="20"/>
+        </w:rPr>
+        <w:t>noStack</w:t>
+      </w:r>
+      <w:proofErr w:type="spellEnd"/>
+      <w:r>
+        <w:rPr>
+          <w:rFonts w:ascii="Courier New" w:eastAsia="新細明體" w:hAnsi="Courier New" w:cs="Courier New"/>
+          <w:color w:val="1A1A1A"/>
+          <w:kern w:val="0"/>
+          <w:sz w:val="20"/>
+          <w:szCs w:val="20"/>
+        </w:rPr>
+        <w:t>：場上同時只有一個紅點</w:t>
+      </w:r>
+    </w:p>
+    <w:p>
+      <w:pPr>
+        <w:widowControl/>
+        <w:shd w:val="clear" w:color="auto" w:fill="FCFCFB"/>
+        <w:rPr>
+          <w:rFonts w:ascii="Courier New" w:eastAsia="新細明體" w:hAnsi="Courier New" w:cs="Courier New"/>
+          <w:color w:val="1A1A1A"/>
+          <w:kern w:val="0"/>
+          <w:sz w:val="20"/>
+          <w:szCs w:val="20"/>
+        </w:rPr>
+      </w:pPr>
+      <w:r>
+        <w:rPr>
+          <w:rFonts w:ascii="Courier New" w:eastAsia="新細明體" w:hAnsi="Courier New" w:cs="Courier New"/>
+          <w:color w:val="1A1A1A"/>
+          <w:kern w:val="0"/>
+          <w:sz w:val="20"/>
+          <w:szCs w:val="20"/>
+        </w:rPr>
+        <w:t>連發：</w:t>
+      </w:r>
+      <w:r>
+        <w:rPr>
+          <w:rFonts w:ascii="Courier New" w:eastAsia="新細明體" w:hAnsi="Courier New" w:cs="Courier New"/>
+          <w:color w:val="1A1A1A"/>
+          <w:kern w:val="0"/>
+          <w:sz w:val="20"/>
+          <w:szCs w:val="20"/>
+        </w:rPr>
+        <w:t xml:space="preserve">2 </w:t>
+      </w:r>
+      <w:r>
+        <w:rPr>
+          <w:rFonts w:ascii="Courier New" w:eastAsia="新細明體" w:hAnsi="Courier New" w:cs="Courier New"/>
+          <w:color w:val="1A1A1A"/>
+          <w:kern w:val="0"/>
+          <w:sz w:val="20"/>
+          <w:szCs w:val="20"/>
+        </w:rPr>
+        <w:t>發，間隔</w:t>
+      </w:r>
+      <w:r>
+        <w:rPr>
+          <w:rFonts w:ascii="Courier New" w:eastAsia="新細明體" w:hAnsi="Courier New" w:cs="Courier New"/>
+          <w:color w:val="1A1A1A"/>
+          <w:kern w:val="0"/>
+          <w:sz w:val="20"/>
+          <w:szCs w:val="20"/>
+        </w:rPr>
+        <w:t xml:space="preserve"> 1 </w:t>
+      </w:r>
+      <w:r>
+        <w:rPr>
+          <w:rFonts w:ascii="Courier New" w:eastAsia="新細明體" w:hAnsi="Courier New" w:cs="Courier New"/>
+          <w:color w:val="1A1A1A"/>
+          <w:kern w:val="0"/>
+          <w:sz w:val="20"/>
+          <w:szCs w:val="20"/>
+        </w:rPr>
+        <w:t>秒</w:t>
+      </w:r>
+      <w:r>
+        <w:rPr>
+          <w:rFonts w:ascii="Courier New" w:eastAsia="新細明體" w:hAnsi="Courier New" w:cs="Courier New"/>
+          <w:color w:val="1A1A1A"/>
+          <w:kern w:val="0"/>
+          <w:sz w:val="20"/>
+          <w:szCs w:val="20"/>
+        </w:rPr>
+        <w:t xml:space="preserve"> ← </w:t>
+      </w:r>
+      <w:proofErr w:type="spellStart"/>
+      <w:r>
+        <w:rPr>
+          <w:rFonts w:ascii="Courier New" w:eastAsia="新細明體" w:hAnsi="Courier New" w:cs="Courier New"/>
+          <w:color w:val="1A1A1A"/>
+          <w:kern w:val="0"/>
+          <w:sz w:val="20"/>
+          <w:szCs w:val="20"/>
+        </w:rPr>
+        <w:t>ult</w:t>
+      </w:r>
+      <w:proofErr w:type="spellEnd"/>
+      <w:r>
+        <w:rPr>
+          <w:rFonts w:ascii="Courier New" w:eastAsia="新細明體" w:hAnsi="Courier New" w:cs="Courier New"/>
+          <w:color w:val="1A1A1A"/>
+          <w:kern w:val="0"/>
+          <w:sz w:val="20"/>
+          <w:szCs w:val="20"/>
+        </w:rPr>
+        <w:t>{</w:t>
+      </w:r>
+      <w:proofErr w:type="spellStart"/>
+      <w:r>
+        <w:rPr>
+          <w:rFonts w:ascii="Courier New" w:eastAsia="新細明體" w:hAnsi="Courier New" w:cs="Courier New"/>
+          <w:color w:val="1A1A1A"/>
+          <w:kern w:val="0"/>
+          <w:sz w:val="20"/>
+          <w:szCs w:val="20"/>
+        </w:rPr>
+        <w:t>shots,gapMs</w:t>
+      </w:r>
+      <w:proofErr w:type="spellEnd"/>
+      <w:r>
+        <w:rPr>
+          <w:rFonts w:ascii="Courier New" w:eastAsia="新細明體" w:hAnsi="Courier New" w:cs="Courier New"/>
+          <w:color w:val="1A1A1A"/>
+          <w:kern w:val="0"/>
+          <w:sz w:val="20"/>
+          <w:szCs w:val="20"/>
+        </w:rPr>
+        <w:t>}</w:t>
+      </w:r>
+      <w:r>
+        <w:rPr>
+          <w:rFonts w:ascii="Courier New" w:eastAsia="新細明體" w:hAnsi="Courier New" w:cs="Courier New"/>
+          <w:color w:val="1A1A1A"/>
+          <w:kern w:val="0"/>
+          <w:sz w:val="20"/>
+          <w:szCs w:val="20"/>
+        </w:rPr>
+        <w:t>；</w:t>
+      </w:r>
+      <w:r>
+        <w:rPr>
+          <w:rFonts w:ascii="Courier New" w:eastAsia="新細明體" w:hAnsi="Courier New" w:cs="Courier New"/>
+          <w:color w:val="1A1A1A"/>
+          <w:kern w:val="0"/>
+          <w:sz w:val="20"/>
+          <w:szCs w:val="20"/>
+        </w:rPr>
+        <w:t xml:space="preserve">Boss </w:t>
+      </w:r>
+      <w:r>
+        <w:rPr>
+          <w:rFonts w:ascii="Courier New" w:eastAsia="新細明體" w:hAnsi="Courier New" w:cs="Courier New"/>
+          <w:color w:val="1A1A1A"/>
+          <w:kern w:val="0"/>
+          <w:sz w:val="20"/>
+          <w:szCs w:val="20"/>
+        </w:rPr>
+        <w:t>才用，一般怪不寫</w:t>
+      </w:r>
+    </w:p>
+    <w:p>
+      <w:pPr>
+        <w:widowControl/>
+        <w:shd w:val="clear" w:color="auto" w:fill="FCFCFB"/>
+        <w:rPr>
+          <w:rFonts w:ascii="Courier New" w:eastAsia="新細明體" w:hAnsi="Courier New" w:cs="Courier New"/>
+          <w:color w:val="1A1A1A"/>
+          <w:kern w:val="0"/>
+          <w:sz w:val="20"/>
+          <w:szCs w:val="20"/>
+        </w:rPr>
+      </w:pPr>
+      <w:r>
+        <w:rPr>
+          <w:rFonts w:ascii="Courier New" w:eastAsia="新細明體" w:hAnsi="Courier New" w:cs="Courier New"/>
+          <w:color w:val="1A1A1A"/>
+          <w:kern w:val="0"/>
+          <w:sz w:val="20"/>
+          <w:szCs w:val="20"/>
+        </w:rPr>
+        <w:t>攻擊音：</w:t>
+      </w:r>
+    </w:p>
+    <w:p>
+      <w:pPr>
+        <w:widowControl/>
+        <w:shd w:val="clear" w:color="auto" w:fill="FCFCFB"/>
+        <w:rPr>
+          <w:rFonts w:ascii="Courier New" w:eastAsia="新細明體" w:hAnsi="Courier New" w:cs="Courier New"/>
+          <w:color w:val="1A1A1A"/>
+          <w:kern w:val="0"/>
+          <w:sz w:val="20"/>
+          <w:szCs w:val="20"/>
+        </w:rPr>
+      </w:pPr>
+      <w:r>
+        <w:rPr>
+          <w:rFonts w:ascii="Courier New" w:eastAsia="新細明體" w:hAnsi="Courier New" w:cs="Courier New"/>
+          <w:color w:val="1A1A1A"/>
+          <w:kern w:val="0"/>
+          <w:sz w:val="20"/>
+          <w:szCs w:val="20"/>
+        </w:rPr>
+        <w:t>大絕</w:t>
+      </w:r>
+      <w:r>
+        <w:rPr>
+          <w:rFonts w:ascii="Courier New" w:eastAsia="新細明體" w:hAnsi="Courier New" w:cs="Courier New"/>
+          <w:color w:val="1A1A1A"/>
+          <w:kern w:val="0"/>
+          <w:sz w:val="20"/>
+          <w:szCs w:val="20"/>
+        </w:rPr>
+        <w:t xml:space="preserve"> </w:t>
+      </w:r>
+      <w:proofErr w:type="spellStart"/>
+      <w:r>
+        <w:rPr>
+          <w:rFonts w:ascii="Courier New" w:eastAsia="新細明體" w:hAnsi="Courier New" w:cs="Courier New"/>
+          <w:color w:val="1A1A1A"/>
+          <w:kern w:val="0"/>
+          <w:sz w:val="20"/>
+          <w:szCs w:val="20"/>
+        </w:rPr>
+        <w:t>Se_enemy_serpant</w:t>
+      </w:r>
+      <w:proofErr w:type="spellEnd"/>
+      <w:r>
+        <w:rPr>
+          <w:rFonts w:ascii="Courier New" w:eastAsia="新細明體" w:hAnsi="Courier New" w:cs="Courier New"/>
+          <w:color w:val="1A1A1A"/>
+          <w:kern w:val="0"/>
+          <w:sz w:val="20"/>
+          <w:szCs w:val="20"/>
+        </w:rPr>
+        <w:t>，</w:t>
+      </w:r>
+    </w:p>
+    <w:p>
+      <w:pPr>
+        <w:widowControl/>
+        <w:shd w:val="clear" w:color="auto" w:fill="FCFCFB"/>
+        <w:rPr>
+          <w:rFonts w:ascii="Courier New" w:eastAsia="新細明體" w:hAnsi="Courier New" w:cs="Courier New"/>
+          <w:color w:val="1A1A1A"/>
+          <w:kern w:val="0"/>
+          <w:sz w:val="20"/>
+          <w:szCs w:val="20"/>
+        </w:rPr>
+      </w:pPr>
+      <w:r>
+        <w:rPr>
+          <w:rFonts w:ascii="Courier New" w:eastAsia="新細明體" w:hAnsi="Courier New" w:cs="Courier New"/>
+          <w:color w:val="1A1A1A"/>
+          <w:kern w:val="0"/>
+          <w:sz w:val="20"/>
+          <w:szCs w:val="20"/>
+        </w:rPr>
+        <w:t>延時</w:t>
+      </w:r>
+      <w:r>
+        <w:rPr>
+          <w:rFonts w:ascii="Courier New" w:eastAsia="新細明體" w:hAnsi="Courier New" w:cs="Courier New"/>
+          <w:color w:val="1A1A1A"/>
+          <w:kern w:val="0"/>
+          <w:sz w:val="20"/>
+          <w:szCs w:val="20"/>
+        </w:rPr>
+        <w:t xml:space="preserve"> </w:t>
+      </w:r>
+      <w:proofErr w:type="spellStart"/>
+      <w:r>
+        <w:rPr>
+          <w:rFonts w:ascii="Courier New" w:eastAsia="新細明體" w:hAnsi="Courier New" w:cs="Courier New"/>
+          <w:color w:val="1A1A1A"/>
+          <w:kern w:val="0"/>
+          <w:sz w:val="20"/>
+          <w:szCs w:val="20"/>
+        </w:rPr>
+        <w:t>em_smack</w:t>
+      </w:r>
+      <w:proofErr w:type="spellEnd"/>
+      <w:r>
+        <w:rPr>
+          <w:rFonts w:ascii="Courier New" w:eastAsia="新細明體" w:hAnsi="Courier New" w:cs="Courier New"/>
+          <w:color w:val="1A1A1A"/>
+          <w:kern w:val="0"/>
+          <w:sz w:val="20"/>
+          <w:szCs w:val="20"/>
+        </w:rPr>
+        <w:t>，</w:t>
+      </w:r>
+    </w:p>
+    <w:p>
+      <w:pPr>
+        <w:widowControl/>
+        <w:shd w:val="clear" w:color="auto" w:fill="FCFCFB"/>
+        <w:rPr>
+          <w:rFonts w:ascii="Courier New" w:eastAsia="新細明體" w:hAnsi="Courier New" w:cs="Courier New"/>
+          <w:color w:val="1A1A1A"/>
+          <w:kern w:val="0"/>
+          <w:sz w:val="20"/>
+          <w:szCs w:val="20"/>
+        </w:rPr>
+      </w:pPr>
+      <w:r>
+        <w:rPr>
+          <w:rFonts w:ascii="Courier New" w:eastAsia="新細明體" w:hAnsi="Courier New" w:cs="Courier New"/>
+          <w:color w:val="1A1A1A"/>
+          <w:kern w:val="0"/>
+          <w:sz w:val="20"/>
+          <w:szCs w:val="20"/>
+        </w:rPr>
+        <w:t>點錯</w:t>
+      </w:r>
+      <w:r>
+        <w:rPr>
+          <w:rFonts w:ascii="Courier New" w:eastAsia="新細明體" w:hAnsi="Courier New" w:cs="Courier New"/>
+          <w:color w:val="1A1A1A"/>
+          <w:kern w:val="0"/>
+          <w:sz w:val="20"/>
+          <w:szCs w:val="20"/>
+        </w:rPr>
+        <w:t xml:space="preserve"> </w:t>
+      </w:r>
+      <w:proofErr w:type="spellStart"/>
+      <w:r>
+        <w:rPr>
+          <w:rFonts w:ascii="Courier New" w:eastAsia="新細明體" w:hAnsi="Courier New" w:cs="Courier New"/>
+          <w:color w:val="1A1A1A"/>
+          <w:kern w:val="0"/>
+          <w:sz w:val="20"/>
+          <w:szCs w:val="20"/>
+        </w:rPr>
+        <w:t>em_smack</w:t>
+      </w:r>
+      <w:proofErr w:type="spellEnd"/>
+      <w:r>
+        <w:rPr>
+          <w:rFonts w:ascii="Courier New" w:eastAsia="新細明體" w:hAnsi="Courier New" w:cs="Courier New"/>
+          <w:color w:val="1A1A1A"/>
+          <w:kern w:val="0"/>
+          <w:sz w:val="20"/>
+          <w:szCs w:val="20"/>
+        </w:rPr>
+        <w:t xml:space="preserve"> ← sound</w:t>
+      </w:r>
+    </w:p>
+    <w:p>
+      <w:pPr>
+        <w:widowControl/>
+        <w:shd w:val="clear" w:color="auto" w:fill="FCFCFB"/>
+        <w:rPr>
+          <w:rFonts w:ascii="Courier New" w:eastAsia="新細明體" w:hAnsi="Courier New" w:cs="Courier New"/>
+          <w:color w:val="1A1A1A"/>
+          <w:kern w:val="0"/>
+          <w:sz w:val="20"/>
+          <w:szCs w:val="20"/>
+        </w:rPr>
+      </w:pPr>
+      <w:r>
+        <w:rPr>
+          <w:rFonts w:ascii="Courier New" w:eastAsia="新細明體" w:hAnsi="Courier New" w:cs="Courier New"/>
+          <w:color w:val="1A1A1A"/>
+          <w:kern w:val="0"/>
+          <w:sz w:val="20"/>
+          <w:szCs w:val="20"/>
+        </w:rPr>
+        <w:t>抗性：普攻</w:t>
+      </w:r>
+      <w:r>
+        <w:rPr>
+          <w:rFonts w:ascii="Courier New" w:eastAsia="新細明體" w:hAnsi="Courier New" w:cs="Courier New"/>
+          <w:color w:val="1A1A1A"/>
+          <w:kern w:val="0"/>
+          <w:sz w:val="20"/>
+          <w:szCs w:val="20"/>
+        </w:rPr>
+        <w:t xml:space="preserve"> -20% ← resist</w:t>
+      </w:r>
+      <w:r>
+        <w:rPr>
+          <w:rFonts w:ascii="Courier New" w:eastAsia="新細明體" w:hAnsi="Courier New" w:cs="Courier New"/>
+          <w:color w:val="1A1A1A"/>
+          <w:kern w:val="0"/>
+          <w:sz w:val="20"/>
+          <w:szCs w:val="20"/>
+        </w:rPr>
+        <w:t>（加減成）</w:t>
+      </w:r>
+    </w:p>
+    <w:p>
+      <w:pPr>
+        <w:widowControl/>
+        <w:shd w:val="clear" w:color="auto" w:fill="FCFCFB"/>
+        <w:rPr>
+          <w:rFonts w:ascii="Courier New" w:eastAsia="新細明體" w:hAnsi="Courier New" w:cs="Courier New" w:hint="eastAsia"/>
+          <w:color w:val="1A1A1A"/>
+          <w:kern w:val="0"/>
+          <w:sz w:val="20"/>
+          <w:szCs w:val="20"/>
+        </w:rPr>
+      </w:pPr>
+      <w:r>
+        <w:rPr>
+          <w:rFonts w:ascii="Courier New" w:eastAsia="新細明體" w:hAnsi="Courier New" w:cs="Courier New"/>
+          <w:color w:val="1A1A1A"/>
+          <w:kern w:val="0"/>
+          <w:sz w:val="20"/>
+          <w:szCs w:val="20"/>
+        </w:rPr>
+        <w:t>弱點武器：反擊武器</w:t>
+      </w:r>
+      <w:r>
+        <w:rPr>
+          <w:rFonts w:ascii="Courier New" w:eastAsia="新細明體" w:hAnsi="Courier New" w:cs="Courier New"/>
+          <w:color w:val="1A1A1A"/>
+          <w:kern w:val="0"/>
+          <w:sz w:val="20"/>
+          <w:szCs w:val="20"/>
+        </w:rPr>
+        <w:t xml:space="preserve"> +100% </w:t>
+      </w:r>
+      <w:r>
+        <w:rPr>
+          <w:rFonts w:ascii="Courier New" w:eastAsia="新細明體" w:hAnsi="Courier New" w:cs="Courier New" w:hint="eastAsia"/>
+          <w:color w:val="1A1A1A"/>
+          <w:kern w:val="0"/>
+          <w:sz w:val="20"/>
+          <w:szCs w:val="20"/>
+        </w:rPr>
+        <w:t>，</w:t>
+      </w:r>
+      <w:r>
+        <w:rPr>
+          <w:rFonts w:ascii="Courier New" w:eastAsia="新細明體" w:hAnsi="Courier New" w:cs="Courier New" w:hint="eastAsia"/>
+          <w:color w:val="1A1A1A"/>
+          <w:kern w:val="0"/>
+          <w:sz w:val="20"/>
+          <w:szCs w:val="20"/>
+        </w:rPr>
+        <w:t>單射</w:t>
+      </w:r>
+      <w:r>
+        <w:rPr>
+          <w:rFonts w:ascii="Courier New" w:eastAsia="新細明體" w:hAnsi="Courier New" w:cs="Courier New" w:hint="eastAsia"/>
+          <w:color w:val="1A1A1A"/>
+          <w:kern w:val="0"/>
+          <w:sz w:val="20"/>
+          <w:szCs w:val="20"/>
+        </w:rPr>
+        <w:t>武</w:t>
+      </w:r>
+      <w:r>
+        <w:rPr>
+          <w:rFonts w:ascii="Courier New" w:eastAsia="新細明體" w:hAnsi="Courier New" w:cs="Courier New" w:hint="eastAsia"/>
+          <w:color w:val="1A1A1A"/>
+          <w:kern w:val="0"/>
+          <w:sz w:val="20"/>
+          <w:szCs w:val="20"/>
+        </w:rPr>
+        <w:t>器</w:t>
+      </w:r>
+      <w:r>
+        <w:rPr>
+          <w:rFonts w:ascii="Courier New" w:eastAsia="新細明體" w:hAnsi="Courier New" w:cs="Courier New" w:hint="eastAsia"/>
+          <w:color w:val="1A1A1A"/>
+          <w:kern w:val="0"/>
+          <w:sz w:val="20"/>
+          <w:szCs w:val="20"/>
+        </w:rPr>
+        <w:t>＋</w:t>
+      </w:r>
+      <w:r>
+        <w:rPr>
+          <w:rFonts w:ascii="Courier New" w:eastAsia="新細明體" w:hAnsi="Courier New" w:cs="Courier New"/>
+          <w:color w:val="1A1A1A"/>
+          <w:kern w:val="0"/>
+          <w:sz w:val="20"/>
+          <w:szCs w:val="20"/>
+        </w:rPr>
+        <w:t>150</w:t>
+      </w:r>
+      <w:r>
+        <w:rPr>
+          <w:rFonts w:ascii="Courier New" w:eastAsia="新細明體" w:hAnsi="Courier New" w:cs="Courier New" w:hint="eastAsia"/>
+          <w:color w:val="1A1A1A"/>
+          <w:kern w:val="0"/>
+          <w:sz w:val="20"/>
+          <w:szCs w:val="20"/>
+        </w:rPr>
+        <w:t>％</w:t>
+      </w:r>
+      <w:r>
+        <w:rPr>
+          <w:rFonts w:ascii="Courier New" w:eastAsia="新細明體" w:hAnsi="Courier New" w:cs="Courier New" w:hint="eastAsia"/>
+          <w:color w:val="1A1A1A"/>
+          <w:kern w:val="0"/>
+          <w:sz w:val="20"/>
+          <w:szCs w:val="20"/>
+        </w:rPr>
+        <w:t>←</w:t>
+      </w:r>
+      <w:r>
+        <w:rPr>
+          <w:rFonts w:ascii="Courier New" w:eastAsia="新細明體" w:hAnsi="Courier New" w:cs="Courier New"/>
+          <w:color w:val="1A1A1A"/>
+          <w:kern w:val="0"/>
+          <w:sz w:val="20"/>
+          <w:szCs w:val="20"/>
+        </w:rPr>
+        <w:t xml:space="preserve"> weak</w:t>
+      </w:r>
+    </w:p>
+    <w:p>
+      <w:pPr>
+        <w:widowControl/>
+        <w:shd w:val="clear" w:color="auto" w:fill="FCFCFB"/>
+        <w:rPr>
+          <w:rFonts w:ascii="Courier New" w:eastAsia="新細明體" w:hAnsi="Courier New" w:cs="Courier New"/>
+          <w:color w:val="1A1A1A"/>
+          <w:kern w:val="0"/>
+          <w:sz w:val="20"/>
+          <w:szCs w:val="20"/>
+        </w:rPr>
+      </w:pPr>
+      <w:r>
+        <w:rPr>
+          <w:rFonts w:ascii="Courier New" w:eastAsia="新細明體" w:hAnsi="Courier New" w:cs="Courier New"/>
+          <w:color w:val="1A1A1A"/>
+          <w:kern w:val="0"/>
+          <w:sz w:val="20"/>
+          <w:szCs w:val="20"/>
+        </w:rPr>
+        <w:t>破防增傷：</w:t>
+      </w:r>
+      <w:r>
+        <w:rPr>
+          <w:rFonts w:ascii="Courier New" w:eastAsia="新細明體" w:hAnsi="Courier New" w:cs="Courier New"/>
+          <w:color w:val="1A1A1A"/>
+          <w:kern w:val="0"/>
+          <w:sz w:val="20"/>
+          <w:szCs w:val="20"/>
+        </w:rPr>
+        <w:t xml:space="preserve">+20% ← </w:t>
+      </w:r>
+      <w:proofErr w:type="spellStart"/>
+      <w:r>
+        <w:rPr>
+          <w:rFonts w:ascii="Courier New" w:eastAsia="新細明體" w:hAnsi="Courier New" w:cs="Courier New"/>
+          <w:color w:val="1A1A1A"/>
+          <w:kern w:val="0"/>
+          <w:sz w:val="20"/>
+          <w:szCs w:val="20"/>
+        </w:rPr>
+        <w:t>dualBonus</w:t>
+      </w:r>
+      <w:proofErr w:type="spellEnd"/>
+      <w:r>
+        <w:rPr>
+          <w:rFonts w:ascii="Courier New" w:eastAsia="新細明體" w:hAnsi="Courier New" w:cs="Courier New"/>
+          <w:color w:val="1A1A1A"/>
+          <w:kern w:val="0"/>
+          <w:sz w:val="20"/>
+          <w:szCs w:val="20"/>
+        </w:rPr>
+        <w:t>（雙槍窗口）</w:t>
+      </w:r>
+    </w:p>
+    <w:p>
+      <w:pPr>
+        <w:widowControl/>
+        <w:shd w:val="clear" w:color="auto" w:fill="FCFCFB"/>
+        <w:rPr>
+          <w:rFonts w:ascii="Courier New" w:eastAsia="新細明體" w:hAnsi="Courier New" w:cs="Courier New"/>
+          <w:color w:val="1A1A1A"/>
+          <w:kern w:val="0"/>
+          <w:sz w:val="20"/>
+          <w:szCs w:val="20"/>
+        </w:rPr>
+      </w:pPr>
+      <w:r>
+        <w:rPr>
+          <w:rFonts w:ascii="Courier New" w:eastAsia="新細明體" w:hAnsi="Courier New" w:cs="Courier New"/>
+          <w:color w:val="1A1A1A"/>
+          <w:kern w:val="0"/>
+          <w:sz w:val="20"/>
+          <w:szCs w:val="20"/>
+        </w:rPr>
+        <w:t>反擊增益：普攻</w:t>
+      </w:r>
+      <w:r>
+        <w:rPr>
+          <w:rFonts w:ascii="Courier New" w:eastAsia="新細明體" w:hAnsi="Courier New" w:cs="Courier New"/>
+          <w:color w:val="1A1A1A"/>
+          <w:kern w:val="0"/>
+          <w:sz w:val="20"/>
+          <w:szCs w:val="20"/>
+        </w:rPr>
+        <w:t xml:space="preserve"> ×2</w:t>
+      </w:r>
+      <w:r>
+        <w:rPr>
+          <w:rFonts w:ascii="Courier New" w:eastAsia="新細明體" w:hAnsi="Courier New" w:cs="Courier New"/>
+          <w:color w:val="1A1A1A"/>
+          <w:kern w:val="0"/>
+          <w:sz w:val="20"/>
+          <w:szCs w:val="20"/>
+        </w:rPr>
+        <w:t>，持續</w:t>
+      </w:r>
+      <w:r>
+        <w:rPr>
+          <w:rFonts w:ascii="Courier New" w:eastAsia="新細明體" w:hAnsi="Courier New" w:cs="Courier New"/>
+          <w:color w:val="1A1A1A"/>
+          <w:kern w:val="0"/>
+          <w:sz w:val="20"/>
+          <w:szCs w:val="20"/>
+        </w:rPr>
+        <w:t xml:space="preserve"> 5 </w:t>
+      </w:r>
+      <w:r>
+        <w:rPr>
+          <w:rFonts w:ascii="Courier New" w:eastAsia="新細明體" w:hAnsi="Courier New" w:cs="Courier New"/>
+          <w:color w:val="1A1A1A"/>
+          <w:kern w:val="0"/>
+          <w:sz w:val="20"/>
+          <w:szCs w:val="20"/>
+        </w:rPr>
+        <w:t>秒</w:t>
+      </w:r>
+      <w:r>
+        <w:rPr>
+          <w:rFonts w:ascii="Courier New" w:eastAsia="新細明體" w:hAnsi="Courier New" w:cs="Courier New"/>
+          <w:color w:val="1A1A1A"/>
+          <w:kern w:val="0"/>
+          <w:sz w:val="20"/>
+          <w:szCs w:val="20"/>
+        </w:rPr>
+        <w:t xml:space="preserve"> ← </w:t>
+      </w:r>
+      <w:proofErr w:type="spellStart"/>
+      <w:r>
+        <w:rPr>
+          <w:rFonts w:ascii="Courier New" w:eastAsia="新細明體" w:hAnsi="Courier New" w:cs="Courier New"/>
+          <w:color w:val="1A1A1A"/>
+          <w:kern w:val="0"/>
+          <w:sz w:val="20"/>
+          <w:szCs w:val="20"/>
+        </w:rPr>
+        <w:t>counterBuff</w:t>
+      </w:r>
+      <w:proofErr w:type="spellEnd"/>
+      <w:r>
+        <w:rPr>
+          <w:rFonts w:ascii="Courier New" w:eastAsia="新細明體" w:hAnsi="Courier New" w:cs="Courier New"/>
+          <w:color w:val="1A1A1A"/>
+          <w:kern w:val="0"/>
+          <w:sz w:val="20"/>
+          <w:szCs w:val="20"/>
+        </w:rPr>
+        <w:t>{</w:t>
+      </w:r>
+      <w:proofErr w:type="spellStart"/>
+      <w:r>
+        <w:rPr>
+          <w:rFonts w:ascii="Courier New" w:eastAsia="新細明體" w:hAnsi="Courier New" w:cs="Courier New"/>
+          <w:color w:val="1A1A1A"/>
+          <w:kern w:val="0"/>
+          <w:sz w:val="20"/>
+          <w:szCs w:val="20"/>
+        </w:rPr>
+        <w:t>mult,seconds</w:t>
+      </w:r>
+      <w:proofErr w:type="spellEnd"/>
+      <w:r>
+        <w:rPr>
+          <w:rFonts w:ascii="Courier New" w:eastAsia="新細明體" w:hAnsi="Courier New" w:cs="Courier New"/>
+          <w:color w:val="1A1A1A"/>
+          <w:kern w:val="0"/>
+          <w:sz w:val="20"/>
+          <w:szCs w:val="20"/>
+        </w:rPr>
+        <w:t>}</w:t>
+      </w:r>
+    </w:p>
+    <w:p>
+      <w:pPr>
+        <w:widowControl/>
+        <w:shd w:val="clear" w:color="auto" w:fill="FCFCFB"/>
+        <w:rPr>
+          <w:rFonts w:ascii="Courier New" w:eastAsia="新細明體" w:hAnsi="Courier New" w:cs="Courier New"/>
+          <w:color w:val="1A1A1A"/>
+          <w:kern w:val="0"/>
+          <w:sz w:val="20"/>
+          <w:szCs w:val="20"/>
+        </w:rPr>
+      </w:pPr>
+      <w:r>
+        <w:rPr>
+          <w:rFonts w:ascii="Courier New" w:eastAsia="新細明體" w:hAnsi="Courier New" w:cs="Courier New"/>
+          <w:color w:val="1A1A1A"/>
+          <w:kern w:val="0"/>
+          <w:sz w:val="20"/>
+          <w:szCs w:val="20"/>
+        </w:rPr>
+        <w:t>反擊僵直：</w:t>
+      </w:r>
+      <w:r>
+        <w:rPr>
+          <w:rFonts w:ascii="Courier New" w:eastAsia="新細明體" w:hAnsi="Courier New" w:cs="Courier New"/>
+          <w:color w:val="1A1A1A"/>
+          <w:kern w:val="0"/>
+          <w:sz w:val="20"/>
+          <w:szCs w:val="20"/>
+        </w:rPr>
+        <w:t xml:space="preserve">3 </w:t>
+      </w:r>
+      <w:r>
+        <w:rPr>
+          <w:rFonts w:ascii="Courier New" w:eastAsia="新細明體" w:hAnsi="Courier New" w:cs="Courier New"/>
+          <w:color w:val="1A1A1A"/>
+          <w:kern w:val="0"/>
+          <w:sz w:val="20"/>
+          <w:szCs w:val="20"/>
+        </w:rPr>
+        <w:t>秒不發動攻擊</w:t>
+      </w:r>
+      <w:r>
+        <w:rPr>
+          <w:rFonts w:ascii="Courier New" w:eastAsia="新細明體" w:hAnsi="Courier New" w:cs="Courier New"/>
+          <w:color w:val="1A1A1A"/>
+          <w:kern w:val="0"/>
+          <w:sz w:val="20"/>
+          <w:szCs w:val="20"/>
+        </w:rPr>
+        <w:t xml:space="preserve"> ← </w:t>
+      </w:r>
+      <w:proofErr w:type="spellStart"/>
+      <w:r>
+        <w:rPr>
+          <w:rFonts w:ascii="Courier New" w:eastAsia="新細明體" w:hAnsi="Courier New" w:cs="Courier New"/>
+          <w:color w:val="1A1A1A"/>
+          <w:kern w:val="0"/>
+          <w:sz w:val="20"/>
+          <w:szCs w:val="20"/>
+        </w:rPr>
+        <w:t>counterStun</w:t>
+      </w:r>
+      <w:proofErr w:type="spellEnd"/>
+    </w:p>
+    <w:p>
+      <w:pPr>
+        <w:widowControl/>
+        <w:shd w:val="clear" w:color="auto" w:fill="FCFCFB"/>
+        <w:rPr>
+          <w:rFonts w:ascii="Courier New" w:eastAsia="新細明體" w:hAnsi="Courier New" w:cs="Courier New"/>
+          <w:color w:val="1A1A1A"/>
+          <w:kern w:val="0"/>
+          <w:sz w:val="20"/>
+          <w:szCs w:val="20"/>
+        </w:rPr>
+      </w:pPr>
+      <w:r>
+        <w:rPr>
+          <w:rFonts w:ascii="Courier New" w:eastAsia="新細明體" w:hAnsi="Courier New" w:cs="Courier New"/>
+          <w:color w:val="1A1A1A"/>
+          <w:kern w:val="0"/>
+          <w:sz w:val="20"/>
+          <w:szCs w:val="20"/>
+        </w:rPr>
+        <w:t>反擊硬直：</w:t>
+      </w:r>
+      <w:r>
+        <w:rPr>
+          <w:rFonts w:ascii="Courier New" w:eastAsia="新細明體" w:hAnsi="Courier New" w:cs="Courier New"/>
+          <w:color w:val="1A1A1A"/>
+          <w:kern w:val="0"/>
+          <w:sz w:val="20"/>
+          <w:szCs w:val="20"/>
+        </w:rPr>
+        <w:t xml:space="preserve">1 ← </w:t>
+      </w:r>
+      <w:proofErr w:type="spellStart"/>
+      <w:r>
+        <w:rPr>
+          <w:rFonts w:ascii="Courier New" w:eastAsia="新細明體" w:hAnsi="Courier New" w:cs="Courier New"/>
+          <w:color w:val="1A1A1A"/>
+          <w:kern w:val="0"/>
+          <w:sz w:val="20"/>
+          <w:szCs w:val="20"/>
+        </w:rPr>
+        <w:t>counterStagger</w:t>
+      </w:r>
+      <w:proofErr w:type="spellEnd"/>
+      <w:r>
+        <w:rPr>
+          <w:rFonts w:ascii="Courier New" w:eastAsia="新細明體" w:hAnsi="Courier New" w:cs="Courier New"/>
+          <w:color w:val="1A1A1A"/>
+          <w:kern w:val="0"/>
+          <w:sz w:val="20"/>
+          <w:szCs w:val="20"/>
+        </w:rPr>
+        <w:t>（</w:t>
+      </w:r>
+      <w:proofErr w:type="spellStart"/>
+      <w:r>
+        <w:rPr>
+          <w:rFonts w:ascii="Courier New" w:eastAsia="新細明體" w:hAnsi="Courier New" w:cs="Courier New"/>
+          <w:color w:val="1A1A1A"/>
+          <w:kern w:val="0"/>
+          <w:sz w:val="20"/>
+          <w:szCs w:val="20"/>
+        </w:rPr>
+        <w:t>ver</w:t>
+      </w:r>
+      <w:proofErr w:type="spellEnd"/>
+      <w:r>
+        <w:rPr>
+          <w:rFonts w:ascii="Courier New" w:eastAsia="新細明體" w:hAnsi="Courier New" w:cs="Courier New"/>
+          <w:color w:val="1A1A1A"/>
+          <w:kern w:val="0"/>
+          <w:sz w:val="20"/>
+          <w:szCs w:val="20"/>
+        </w:rPr>
+        <w:t xml:space="preserve"> -495</w:t>
+      </w:r>
+      <w:r>
+        <w:rPr>
+          <w:rFonts w:ascii="Courier New" w:eastAsia="新細明體" w:hAnsi="Courier New" w:cs="Courier New"/>
+          <w:color w:val="1A1A1A"/>
+          <w:kern w:val="0"/>
+          <w:sz w:val="20"/>
+          <w:szCs w:val="20"/>
+        </w:rPr>
+        <w:t>）。</w:t>
+      </w:r>
+      <w:r>
+        <w:rPr>
+          <w:rFonts w:ascii="Courier New" w:eastAsia="新細明體" w:hAnsi="Courier New" w:cs="Courier New"/>
+          <w:color w:val="1A1A1A"/>
+          <w:kern w:val="0"/>
+          <w:sz w:val="20"/>
+          <w:szCs w:val="20"/>
+        </w:rPr>
+        <w:t>1</w:t>
+      </w:r>
+      <w:r>
+        <w:rPr>
+          <w:rFonts w:ascii="Courier New" w:eastAsia="新細明體" w:hAnsi="Courier New" w:cs="Courier New"/>
+          <w:color w:val="1A1A1A"/>
+          <w:kern w:val="0"/>
+          <w:sz w:val="20"/>
+          <w:szCs w:val="20"/>
+        </w:rPr>
+        <w:t>＝被反擊時</w:t>
+      </w:r>
+    </w:p>
+    <w:p>
+      <w:pPr>
+        <w:widowControl/>
+        <w:shd w:val="clear" w:color="auto" w:fill="FCFCFB"/>
+        <w:rPr>
+          <w:rFonts w:ascii="Courier New" w:eastAsia="新細明體" w:hAnsi="Courier New" w:cs="Courier New"/>
+          <w:color w:val="1A1A1A"/>
+          <w:kern w:val="0"/>
+          <w:sz w:val="20"/>
+          <w:szCs w:val="20"/>
+        </w:rPr>
+      </w:pPr>
+      <w:r>
+        <w:rPr>
+          <w:rFonts w:ascii="Courier New" w:eastAsia="新細明體" w:hAnsi="Courier New" w:cs="Courier New"/>
+          <w:color w:val="1A1A1A"/>
+          <w:kern w:val="0"/>
+          <w:sz w:val="20"/>
+          <w:szCs w:val="20"/>
+        </w:rPr>
+        <w:t>延時計時歸零；</w:t>
+      </w:r>
+      <w:r>
+        <w:rPr>
+          <w:rFonts w:ascii="Courier New" w:eastAsia="新細明體" w:hAnsi="Courier New" w:cs="Courier New"/>
+          <w:color w:val="1A1A1A"/>
+          <w:kern w:val="0"/>
+          <w:sz w:val="20"/>
+          <w:szCs w:val="20"/>
+        </w:rPr>
+        <w:t>0</w:t>
+      </w:r>
+      <w:r>
+        <w:rPr>
+          <w:rFonts w:ascii="Courier New" w:eastAsia="新細明體" w:hAnsi="Courier New" w:cs="Courier New"/>
+          <w:color w:val="1A1A1A"/>
+          <w:kern w:val="0"/>
+          <w:sz w:val="20"/>
+          <w:szCs w:val="20"/>
+        </w:rPr>
+        <w:t>＝不歸零。預設</w:t>
+      </w:r>
+      <w:r>
+        <w:rPr>
+          <w:rFonts w:ascii="Courier New" w:eastAsia="新細明體" w:hAnsi="Courier New" w:cs="Courier New"/>
+          <w:color w:val="1A1A1A"/>
+          <w:kern w:val="0"/>
+          <w:sz w:val="20"/>
+          <w:szCs w:val="20"/>
+        </w:rPr>
+        <w:t xml:space="preserve"> 1</w:t>
+      </w:r>
+    </w:p>
+    <w:p>
+      <w:pPr>
+        <w:widowControl/>
+        <w:shd w:val="clear" w:color="auto" w:fill="FCFCFB"/>
+        <w:rPr>
+          <w:rFonts w:ascii="Courier New" w:eastAsia="新細明體" w:hAnsi="Courier New" w:cs="Courier New"/>
+          <w:color w:val="1A1A1A"/>
+          <w:kern w:val="0"/>
+          <w:sz w:val="20"/>
+          <w:szCs w:val="20"/>
+        </w:rPr>
+      </w:pPr>
+      <w:r>
+        <w:rPr>
+          <w:rFonts w:ascii="Courier New" w:eastAsia="新細明體" w:hAnsi="Courier New" w:cs="Courier New"/>
+          <w:color w:val="1A1A1A"/>
+          <w:kern w:val="0"/>
+          <w:sz w:val="20"/>
+          <w:szCs w:val="20"/>
+        </w:rPr>
+        <w:t>盤面配置：</w:t>
+      </w:r>
+      <w:r>
+        <w:rPr>
+          <w:rFonts w:ascii="Courier New" w:eastAsia="新細明體" w:hAnsi="Courier New" w:cs="Courier New"/>
+          <w:color w:val="1A1A1A"/>
+          <w:kern w:val="0"/>
+          <w:sz w:val="20"/>
+          <w:szCs w:val="20"/>
+        </w:rPr>
+        <w:t xml:space="preserve">33344, loop ← </w:t>
+      </w:r>
+      <w:proofErr w:type="spellStart"/>
+      <w:r>
+        <w:rPr>
+          <w:rFonts w:ascii="Courier New" w:eastAsia="新細明體" w:hAnsi="Courier New" w:cs="Courier New"/>
+          <w:color w:val="1A1A1A"/>
+          <w:kern w:val="0"/>
+          <w:sz w:val="20"/>
+          <w:szCs w:val="20"/>
+        </w:rPr>
+        <w:t>boardGrids</w:t>
+      </w:r>
+      <w:proofErr w:type="spellEnd"/>
+      <w:r>
+        <w:rPr>
+          <w:rFonts w:ascii="Courier New" w:eastAsia="新細明體" w:hAnsi="Courier New" w:cs="Courier New"/>
+          <w:color w:val="1A1A1A"/>
+          <w:kern w:val="0"/>
+          <w:sz w:val="20"/>
+          <w:szCs w:val="20"/>
+        </w:rPr>
+        <w:t>＋</w:t>
+      </w:r>
+      <w:proofErr w:type="spellStart"/>
+      <w:r>
+        <w:rPr>
+          <w:rFonts w:ascii="Courier New" w:eastAsia="新細明體" w:hAnsi="Courier New" w:cs="Courier New"/>
+          <w:color w:val="1A1A1A"/>
+          <w:kern w:val="0"/>
+          <w:sz w:val="20"/>
+          <w:szCs w:val="20"/>
+        </w:rPr>
+        <w:t>boardLoop</w:t>
+      </w:r>
+      <w:proofErr w:type="spellEnd"/>
+      <w:r>
+        <w:rPr>
+          <w:rFonts w:ascii="Courier New" w:eastAsia="新細明體" w:hAnsi="Courier New" w:cs="Courier New"/>
+          <w:color w:val="1A1A1A"/>
+          <w:kern w:val="0"/>
+          <w:sz w:val="20"/>
+          <w:szCs w:val="20"/>
+        </w:rPr>
+        <w:t>：</w:t>
+      </w:r>
+      <w:r>
+        <w:rPr>
+          <w:rFonts w:ascii="Courier New" w:eastAsia="新細明體" w:hAnsi="Courier New" w:cs="Courier New"/>
+          <w:color w:val="1A1A1A"/>
+          <w:kern w:val="0"/>
+          <w:sz w:val="20"/>
+          <w:szCs w:val="20"/>
+        </w:rPr>
+        <w:t>3</w:t>
+      </w:r>
+      <w:r>
+        <w:rPr>
+          <w:rFonts w:ascii="Courier New" w:eastAsia="新細明體" w:hAnsi="Courier New" w:cs="Courier New"/>
+          <w:color w:val="1A1A1A"/>
+          <w:kern w:val="0"/>
+          <w:sz w:val="20"/>
+          <w:szCs w:val="20"/>
+        </w:rPr>
+        <w:t>＝九宮、</w:t>
+      </w:r>
+      <w:r>
+        <w:rPr>
+          <w:rFonts w:ascii="Courier New" w:eastAsia="新細明體" w:hAnsi="Courier New" w:cs="Courier New"/>
+          <w:color w:val="1A1A1A"/>
+          <w:kern w:val="0"/>
+          <w:sz w:val="20"/>
+          <w:szCs w:val="20"/>
+        </w:rPr>
+        <w:t>4</w:t>
+      </w:r>
+      <w:r>
+        <w:rPr>
+          <w:rFonts w:ascii="Courier New" w:eastAsia="新細明體" w:hAnsi="Courier New" w:cs="Courier New"/>
+          <w:color w:val="1A1A1A"/>
+          <w:kern w:val="0"/>
+          <w:sz w:val="20"/>
+          <w:szCs w:val="20"/>
+        </w:rPr>
+        <w:t>＝</w:t>
+      </w:r>
+      <w:r>
+        <w:rPr>
+          <w:rFonts w:ascii="Courier New" w:eastAsia="新細明體" w:hAnsi="Courier New" w:cs="Courier New"/>
+          <w:color w:val="1A1A1A"/>
+          <w:kern w:val="0"/>
+          <w:sz w:val="20"/>
+          <w:szCs w:val="20"/>
+        </w:rPr>
+        <w:t>16</w:t>
+      </w:r>
+      <w:r>
+        <w:rPr>
+          <w:rFonts w:ascii="Courier New" w:eastAsia="新細明體" w:hAnsi="Courier New" w:cs="Courier New"/>
+          <w:color w:val="1A1A1A"/>
+          <w:kern w:val="0"/>
+          <w:sz w:val="20"/>
+          <w:szCs w:val="20"/>
+        </w:rPr>
+        <w:t>宮</w:t>
+      </w:r>
+    </w:p>
+    <w:p>
+      <w:pPr>
+        <w:widowControl/>
+        <w:shd w:val="clear" w:color="auto" w:fill="FCFCFB"/>
+        <w:rPr>
+          <w:rFonts w:ascii="Courier New" w:eastAsia="新細明體" w:hAnsi="Courier New" w:cs="Courier New" w:hint="eastAsia"/>
+          <w:color w:val="1A1A1A"/>
+          <w:kern w:val="0"/>
+          <w:sz w:val="20"/>
+          <w:szCs w:val="20"/>
+        </w:rPr>
+      </w:pPr>
+      <w:r>
+        <w:rPr>
+          <w:rFonts w:ascii="Courier New" w:eastAsia="新細明體" w:hAnsi="Courier New" w:cs="Courier New"/>
+          <w:color w:val="1A1A1A"/>
+          <w:kern w:val="0"/>
+          <w:sz w:val="20"/>
+          <w:szCs w:val="20"/>
+        </w:rPr>
+        <w:t>掉落物：</w:t>
+      </w:r>
+    </w:p>
+    <w:p>
+      <w:pPr>
+        <w:widowControl/>
+        <w:shd w:val="clear" w:color="auto" w:fill="FCFCFB"/>
+        <w:rPr>
+          <w:rFonts w:ascii="Courier New" w:eastAsia="新細明體" w:hAnsi="Courier New" w:cs="Courier New"/>
+          <w:color w:val="1A1A1A"/>
+          <w:kern w:val="0"/>
+          <w:sz w:val="20"/>
+          <w:szCs w:val="20"/>
+        </w:rPr>
+      </w:pPr>
+      <w:r>
+        <w:rPr>
+          <w:rFonts w:ascii="Courier New" w:eastAsia="新細明體" w:hAnsi="Courier New" w:cs="Courier New" w:hint="eastAsia"/>
+          <w:color w:val="1A1A1A"/>
+          <w:kern w:val="0"/>
+          <w:sz w:val="20"/>
+          <w:szCs w:val="20"/>
+        </w:rPr>
+        <w:t>黃銅彈殼</w:t>
+      </w:r>
+      <w:r>
+        <w:rPr>
+          <w:rFonts w:ascii="Courier New" w:eastAsia="新細明體" w:hAnsi="Courier New" w:cs="Courier New" w:hint="eastAsia"/>
+          <w:color w:val="1A1A1A"/>
+          <w:kern w:val="0"/>
+          <w:sz w:val="20"/>
+          <w:szCs w:val="20"/>
+        </w:rPr>
+        <w:t xml:space="preserve"> </w:t>
+      </w:r>
+      <w:r>
+        <w:rPr>
+          <w:rFonts w:ascii="Courier New" w:eastAsia="新細明體" w:hAnsi="Courier New" w:cs="Courier New"/>
+          <w:color w:val="1A1A1A"/>
+          <w:kern w:val="0"/>
+          <w:sz w:val="20"/>
+          <w:szCs w:val="20"/>
+        </w:rPr>
+        <w:t>x1</w:t>
+      </w:r>
+      <w:r>
+        <w:rPr>
+          <w:rFonts w:ascii="Courier New" w:eastAsia="新細明體" w:hAnsi="Courier New" w:cs="Courier New"/>
+          <w:color w:val="1A1A1A"/>
+          <w:kern w:val="0"/>
+          <w:sz w:val="20"/>
+          <w:szCs w:val="20"/>
+        </w:rPr>
+        <w:t>（</w:t>
+      </w:r>
+      <w:r>
+        <w:rPr>
+          <w:rFonts w:ascii="Courier New" w:eastAsia="新細明體" w:hAnsi="Courier New" w:cs="Courier New"/>
+          <w:color w:val="1A1A1A"/>
+          <w:kern w:val="0"/>
+          <w:sz w:val="20"/>
+          <w:szCs w:val="20"/>
+        </w:rPr>
+        <w:t>33</w:t>
+      </w:r>
+      <w:r>
+        <w:rPr>
+          <w:rFonts w:ascii="Courier New" w:eastAsia="新細明體" w:hAnsi="Courier New" w:cs="Courier New"/>
           <w:color w:val="1A1A1A"/>
           <w:kern w:val="0"/>
           <w:sz w:val="20"/>
@@ -2988,134 +6520,52 @@
           <w:sz w:val="20"/>
           <w:szCs w:val="20"/>
         </w:rPr>
-        <w:t>~</w:t>
-      </w:r>
-      <w:r>
-        <w:rPr>
-          <w:rFonts w:ascii="Courier New" w:eastAsia="新細明體" w:hAnsi="Courier New" w:cs="Courier New"/>
-          <w:color w:val="1A1A1A"/>
-          <w:kern w:val="0"/>
-          <w:sz w:val="20"/>
-          <w:szCs w:val="20"/>
-        </w:rPr>
-        <w:t>70</w:t>
-      </w:r>
-      <w:r>
-        <w:rPr>
-          <w:rFonts w:ascii="Courier New" w:eastAsia="新細明體" w:hAnsi="Courier New" w:cs="Courier New"/>
-          <w:color w:val="1A1A1A"/>
-          <w:kern w:val="0"/>
-          <w:sz w:val="20"/>
-          <w:szCs w:val="20"/>
-        </w:rPr>
-        <w:t xml:space="preserve">% </w:t>
-      </w:r>
-      <w:r>
-        <w:rPr>
-          <w:rFonts w:ascii="Courier New" w:eastAsia="新細明體" w:hAnsi="Courier New" w:cs="Courier New"/>
-          <w:color w:val="1A1A1A"/>
-          <w:kern w:val="0"/>
-          <w:sz w:val="20"/>
-          <w:szCs w:val="20"/>
-        </w:rPr>
-        <w:t>隨機</w:t>
-      </w:r>
-      <w:r>
-        <w:rPr>
-          <w:rFonts w:ascii="Courier New" w:eastAsia="新細明體" w:hAnsi="Courier New" w:cs="Courier New"/>
-          <w:color w:val="1A1A1A"/>
-          <w:kern w:val="0"/>
-          <w:sz w:val="20"/>
-          <w:szCs w:val="20"/>
-        </w:rPr>
-        <w:t xml:space="preserve"> ← money{</w:t>
-      </w:r>
-      <w:proofErr w:type="spellStart"/>
-      <w:r>
-        <w:rPr>
-          <w:rFonts w:ascii="Courier New" w:eastAsia="新細明體" w:hAnsi="Courier New" w:cs="Courier New"/>
-          <w:color w:val="1A1A1A"/>
-          <w:kern w:val="0"/>
-          <w:sz w:val="20"/>
-          <w:szCs w:val="20"/>
-        </w:rPr>
-        <w:t>hpRatio</w:t>
-      </w:r>
-      <w:proofErr w:type="spellEnd"/>
-      <w:r>
-        <w:rPr>
-          <w:rFonts w:ascii="Courier New" w:eastAsia="新細明體" w:hAnsi="Courier New" w:cs="Courier New"/>
-          <w:color w:val="1A1A1A"/>
-          <w:kern w:val="0"/>
-          <w:sz w:val="20"/>
-          <w:szCs w:val="20"/>
-        </w:rPr>
-        <w:t>}</w:t>
-      </w:r>
+        <w:t>）、</w:t>
+      </w:r>
+    </w:p>
+    <w:p>
+      <w:pPr>
+        <w:widowControl/>
+        <w:shd w:val="clear" w:color="auto" w:fill="FCFCFB"/>
+        <w:rPr>
+          <w:rFonts w:ascii="Courier New" w:eastAsia="新細明體" w:hAnsi="Courier New" w:cs="Courier New" w:hint="eastAsia"/>
+          <w:color w:val="1A1A1A"/>
+          <w:kern w:val="0"/>
+          <w:sz w:val="20"/>
+          <w:szCs w:val="20"/>
+        </w:rPr>
+      </w:pPr>
       <w:bookmarkStart w:id="0" w:name="_GoBack"/>
       <w:bookmarkEnd w:id="0"/>
-    </w:p>
-    <w:p>
-      <w:pPr>
-        <w:widowControl/>
-        <w:shd w:val="clear" w:color="auto" w:fill="FCFCFB"/>
-        <w:rPr>
-          <w:rFonts w:ascii="Courier New" w:eastAsia="新細明體" w:hAnsi="Courier New" w:cs="Courier New"/>
-          <w:color w:val="1A1A1A"/>
-          <w:kern w:val="0"/>
-          <w:sz w:val="20"/>
-          <w:szCs w:val="20"/>
-        </w:rPr>
-      </w:pPr>
-      <w:r>
-        <w:rPr>
-          <w:rFonts w:ascii="Courier New" w:eastAsia="新細明體" w:hAnsi="Courier New" w:cs="Courier New"/>
-          <w:color w:val="1A1A1A"/>
-          <w:kern w:val="0"/>
-          <w:sz w:val="20"/>
-          <w:szCs w:val="20"/>
-        </w:rPr>
-        <w:t>這一場不能用聖徒化與伙伴技</w:t>
-      </w:r>
-      <w:r>
-        <w:rPr>
-          <w:rFonts w:ascii="Courier New" w:eastAsia="新細明體" w:hAnsi="Courier New" w:cs="Courier New"/>
-          <w:color w:val="1A1A1A"/>
-          <w:kern w:val="0"/>
-          <w:sz w:val="20"/>
-          <w:szCs w:val="20"/>
-        </w:rPr>
-        <w:t xml:space="preserve">] ← </w:t>
-      </w:r>
-      <w:r>
-        <w:rPr>
-          <w:rFonts w:ascii="Courier New" w:eastAsia="新細明體" w:hAnsi="Courier New" w:cs="Courier New"/>
-          <w:color w:val="1A1A1A"/>
-          <w:kern w:val="0"/>
-          <w:sz w:val="20"/>
-          <w:szCs w:val="20"/>
-        </w:rPr>
-        <w:t>這一條是場次卡（</w:t>
-      </w:r>
-      <w:r>
-        <w:rPr>
-          <w:rFonts w:ascii="Courier New" w:eastAsia="新細明體" w:hAnsi="Courier New" w:cs="Courier New"/>
-          <w:color w:val="1A1A1A"/>
-          <w:kern w:val="0"/>
-          <w:sz w:val="20"/>
-          <w:szCs w:val="20"/>
-        </w:rPr>
-        <w:t>battles</w:t>
-      </w:r>
-      <w:r>
-        <w:rPr>
-          <w:rFonts w:ascii="Courier New" w:eastAsia="新細明體" w:hAnsi="Courier New" w:cs="Courier New"/>
-          <w:color w:val="1A1A1A"/>
-          <w:kern w:val="0"/>
-          <w:sz w:val="20"/>
-          <w:szCs w:val="20"/>
-        </w:rPr>
-        <w:t>）的</w:t>
+      <w:r>
+        <w:rPr>
+          <w:rFonts w:ascii="Courier New" w:eastAsia="新細明體" w:hAnsi="Courier New" w:cs="Courier New"/>
+          <w:color w:val="1A1A1A"/>
+          <w:kern w:val="0"/>
+          <w:sz w:val="20"/>
+          <w:szCs w:val="20"/>
+        </w:rPr>
+        <w:t>金錢：</w:t>
+      </w:r>
+      <w:r>
+        <w:rPr>
+          <w:rFonts w:ascii="Courier New" w:eastAsia="新細明體" w:hAnsi="Courier New" w:cs="Courier New"/>
+          <w:color w:val="1A1A1A"/>
+          <w:kern w:val="0"/>
+          <w:sz w:val="20"/>
+          <w:szCs w:val="20"/>
+        </w:rPr>
+        <w:t xml:space="preserve">HP </w:t>
+      </w:r>
+      <w:r>
+        <w:rPr>
+          <w:rFonts w:ascii="Courier New" w:eastAsia="新細明體" w:hAnsi="Courier New" w:cs="Courier New"/>
+          <w:color w:val="1A1A1A"/>
+          <w:kern w:val="0"/>
+          <w:sz w:val="20"/>
+          <w:szCs w:val="20"/>
+        </w:rPr>
+        <w:t>的</w:t>
       </w:r>
       <w:r>
         <w:rPr>
@@ -3127,6 +6577,56 @@
         </w:rPr>
         <w:t xml:space="preserve"> </w:t>
       </w:r>
+      <w:r>
+        <w:rPr>
+          <w:rFonts w:ascii="Courier New" w:eastAsia="新細明體" w:hAnsi="Courier New" w:cs="Courier New"/>
+          <w:color w:val="1A1A1A"/>
+          <w:kern w:val="0"/>
+          <w:sz w:val="20"/>
+          <w:szCs w:val="20"/>
+        </w:rPr>
+        <w:t>70~90</w:t>
+      </w:r>
+      <w:r>
+        <w:rPr>
+          <w:rFonts w:ascii="Courier New" w:eastAsia="新細明體" w:hAnsi="Courier New" w:cs="Courier New" w:hint="eastAsia"/>
+          <w:color w:val="1A1A1A"/>
+          <w:kern w:val="0"/>
+          <w:sz w:val="20"/>
+          <w:szCs w:val="20"/>
+        </w:rPr>
+        <w:t>%</w:t>
+      </w:r>
+      <w:r>
+        <w:rPr>
+          <w:rFonts w:ascii="Courier New" w:eastAsia="新細明體" w:hAnsi="Courier New" w:cs="Courier New"/>
+          <w:color w:val="1A1A1A"/>
+          <w:kern w:val="0"/>
+          <w:sz w:val="20"/>
+          <w:szCs w:val="20"/>
+        </w:rPr>
+        <w:t xml:space="preserve"> </w:t>
+      </w:r>
+      <w:r>
+        <w:rPr>
+          <w:rFonts w:ascii="Courier New" w:eastAsia="新細明體" w:hAnsi="Courier New" w:cs="Courier New"/>
+          <w:color w:val="1A1A1A"/>
+          <w:kern w:val="0"/>
+          <w:sz w:val="20"/>
+          <w:szCs w:val="20"/>
+        </w:rPr>
+        <w:t>隨機</w:t>
+      </w:r>
+      <w:r>
+        <w:rPr>
+          <w:rFonts w:ascii="Courier New" w:eastAsia="新細明體" w:hAnsi="Courier New" w:cs="Courier New"/>
+          <w:color w:val="1A1A1A"/>
+          <w:kern w:val="0"/>
+          <w:sz w:val="20"/>
+          <w:szCs w:val="20"/>
+        </w:rPr>
+        <w:t xml:space="preserve"> ← money{</w:t>
+      </w:r>
       <w:proofErr w:type="spellStart"/>
       <w:r>
         <w:rPr>
@@ -3136,7 +6636,7 @@
           <w:sz w:val="20"/>
           <w:szCs w:val="20"/>
         </w:rPr>
-        <w:t>noSaint</w:t>
+        <w:t>hpRatio</w:t>
       </w:r>
       <w:proofErr w:type="spellEnd"/>
       <w:r>
@@ -3147,32 +6647,16 @@
           <w:sz w:val="20"/>
           <w:szCs w:val="20"/>
         </w:rPr>
-        <w:t>/</w:t>
-      </w:r>
-      <w:proofErr w:type="spellStart"/>
-      <w:r>
-        <w:rPr>
-          <w:rFonts w:ascii="Courier New" w:eastAsia="新細明體" w:hAnsi="Courier New" w:cs="Courier New"/>
-          <w:color w:val="1A1A1A"/>
-          <w:kern w:val="0"/>
-          <w:sz w:val="20"/>
-          <w:szCs w:val="20"/>
-        </w:rPr>
-        <w:t>noPartner</w:t>
-      </w:r>
-      <w:proofErr w:type="spellEnd"/>
-      <w:r>
-        <w:rPr>
-          <w:rFonts w:ascii="Courier New" w:eastAsia="新細明體" w:hAnsi="Courier New" w:cs="Courier New"/>
-          <w:color w:val="1A1A1A"/>
-          <w:kern w:val="0"/>
-          <w:sz w:val="20"/>
-          <w:szCs w:val="20"/>
-        </w:rPr>
-        <w:t>，</w:t>
-      </w:r>
-    </w:p>
-    <w:p/>
+        <w:t>}</w:t>
+      </w:r>
+    </w:p>
+    <w:p>
+      <w:pPr>
+        <w:rPr>
+          <w:rFonts w:hint="eastAsia"/>
+        </w:rPr>
+      </w:pPr>
+    </w:p>
     <w:sectPr>
       <w:pgSz w:w="11900" w:h="16840"/>
       <w:pgMar w:top="1440" w:right="1800" w:bottom="1440" w:left="1800" w:header="851" w:footer="992" w:gutter="0"/>
